--- a/Task4.docx
+++ b/Task4.docx
@@ -498,8 +498,6 @@
         <w:t>It avoids large conditional statements and keeps scenario-specific names such as “Shipped” outside the engine.</w:t>
       </w:r>
     </w:p>
-    <w:p/>
-    <w:p/>
     <w:p>
       <w:pPr>
         <w:pStyle w:val="Heading1"/>
@@ -807,6 +805,13 @@
         </w:rPr>
         <w:t xml:space="preserve"> without changing the engine.</w:t>
       </w:r>
+    </w:p>
+    <w:p>
+      <w:pPr>
+        <w:rPr>
+          <w:lang w:val="en-ZA"/>
+        </w:rPr>
+      </w:pPr>
     </w:p>
     <w:p>
       <w:pPr>
@@ -1110,10 +1115,9 @@
         <w:t>.</w:t>
       </w:r>
     </w:p>
-    <w:p/>
-    <w:p>
-      <w:pPr>
-        <w:pStyle w:val="Heading2"/>
+    <w:p>
+      <w:pPr>
+        <w:pStyle w:val="Heading1"/>
       </w:pPr>
       <w:r>
         <w:t>Chain of Responsibility – Approval and Escalation</w:t>
@@ -2462,6 +2466,24 @@
     </w:p>
     <w:p>
       <w:pPr>
+        <w:pStyle w:val="ListParagraph"/>
+        <w:ind w:left="768"/>
+        <w:rPr>
+          <w:lang w:val="en-ZA"/>
+        </w:rPr>
+      </w:pPr>
+    </w:p>
+    <w:p>
+      <w:pPr>
+        <w:pStyle w:val="ListParagraph"/>
+        <w:ind w:left="768"/>
+        <w:rPr>
+          <w:lang w:val="en-ZA"/>
+        </w:rPr>
+      </w:pPr>
+    </w:p>
+    <w:p>
+      <w:pPr>
         <w:pStyle w:val="Heading1"/>
         <w:rPr>
           <w:lang w:val="en-ZA"/>
@@ -2471,6 +2493,7 @@
         <w:rPr>
           <w:lang w:val="en-ZA"/>
         </w:rPr>
+        <w:lastRenderedPageBreak/>
         <w:t>Visitor – Monitoring and Reporting</w:t>
       </w:r>
       <w:bookmarkEnd w:id="0"/>
@@ -2504,14 +2527,7 @@
         <w:rPr>
           <w:lang w:val="en-ZA"/>
         </w:rPr>
-        <w:t xml:space="preserve"> walk the whole tree of stages and work items and do </w:t>
-      </w:r>
-      <w:r>
-        <w:rPr>
-          <w:lang w:val="en-ZA"/>
-        </w:rPr>
-        <w:lastRenderedPageBreak/>
-        <w:t xml:space="preserve">something different for each kind. If every report were an operation on </w:t>
+        <w:t xml:space="preserve"> walk the whole tree of stages and work items and do something different for each kind. If every report were an operation on </w:t>
       </w:r>
       <w:proofErr w:type="spellStart"/>
       <w:r>
@@ -3098,40 +3114,12 @@
     </w:p>
     <w:p>
       <w:pPr>
+        <w:pStyle w:val="Heading1"/>
         <w:rPr>
           <w:lang w:val="en-ZA"/>
         </w:rPr>
       </w:pPr>
       <w:bookmarkStart w:id="2" w:name="proxy-access-control"/>
-    </w:p>
-    <w:p>
-      <w:pPr>
-        <w:rPr>
-          <w:lang w:val="en-ZA"/>
-        </w:rPr>
-      </w:pPr>
-    </w:p>
-    <w:p>
-      <w:pPr>
-        <w:rPr>
-          <w:lang w:val="en-ZA"/>
-        </w:rPr>
-      </w:pPr>
-    </w:p>
-    <w:p>
-      <w:pPr>
-        <w:rPr>
-          <w:lang w:val="en-ZA"/>
-        </w:rPr>
-      </w:pPr>
-    </w:p>
-    <w:p>
-      <w:pPr>
-        <w:pStyle w:val="Heading1"/>
-        <w:rPr>
-          <w:lang w:val="en-ZA"/>
-        </w:rPr>
-      </w:pPr>
       <w:r>
         <w:rPr>
           <w:lang w:val="en-ZA"/>
@@ -3635,7 +3623,7 @@
           <w:lang w:val="en-US"/>
         </w:rPr>
         <w:lastRenderedPageBreak/>
-        <w:t>Facade:</w:t>
+        <w:t>Facade</w:t>
       </w:r>
     </w:p>
     <w:p>
@@ -3667,7 +3655,7 @@
         <w:rPr>
           <w:lang w:val="en-US"/>
         </w:rPr>
-        <w:t>Participants:</w:t>
+        <w:t>Participants</w:t>
       </w:r>
     </w:p>
     <w:p>
@@ -4075,6 +4063,84 @@
     </w:p>
     <w:p>
       <w:pPr>
+        <w:rPr>
+          <w:b/>
+          <w:bCs/>
+          <w:sz w:val="28"/>
+          <w:szCs w:val="28"/>
+        </w:rPr>
+      </w:pPr>
+      <w:r>
+        <w:rPr>
+          <w:rStyle w:val="Heading2Char"/>
+        </w:rPr>
+        <w:t>What part of the design is expected to vary</w:t>
+      </w:r>
+    </w:p>
+    <w:p>
+      <w:pPr>
+        <w:pStyle w:val="ListParagraph"/>
+        <w:numPr>
+          <w:ilvl w:val="0"/>
+          <w:numId w:val="17"/>
+        </w:numPr>
+      </w:pPr>
+      <w:r>
+        <w:t xml:space="preserve">The specific client applications integrating with TIVIDY (such as </w:t>
+      </w:r>
+      <w:proofErr w:type="spellStart"/>
+      <w:r>
+        <w:t>ArkhamExpress</w:t>
+      </w:r>
+      <w:proofErr w:type="spellEnd"/>
+      <w:r>
+        <w:t xml:space="preserve">) and the sequence of internal subsystem interactions (using components like </w:t>
+      </w:r>
+      <w:proofErr w:type="spellStart"/>
+      <w:r>
+        <w:t>HistoryManager</w:t>
+      </w:r>
+      <w:proofErr w:type="spellEnd"/>
+      <w:r>
+        <w:t xml:space="preserve"> and </w:t>
+      </w:r>
+      <w:proofErr w:type="spellStart"/>
+      <w:r>
+        <w:t>EventSource</w:t>
+      </w:r>
+      <w:proofErr w:type="spellEnd"/>
+      <w:r>
+        <w:t>) required to perform high-level workflow operations.</w:t>
+      </w:r>
+    </w:p>
+    <w:p>
+      <w:pPr>
+        <w:rPr>
+          <w:sz w:val="28"/>
+          <w:szCs w:val="28"/>
+        </w:rPr>
+      </w:pPr>
+      <w:r>
+        <w:rPr>
+          <w:rStyle w:val="Heading2Char"/>
+        </w:rPr>
+        <w:t>Why the selected pattern is appropriate</w:t>
+      </w:r>
+    </w:p>
+    <w:p>
+      <w:pPr>
+        <w:pStyle w:val="ListParagraph"/>
+        <w:numPr>
+          <w:ilvl w:val="0"/>
+          <w:numId w:val="17"/>
+        </w:numPr>
+      </w:pPr>
+      <w:r>
+        <w:t>It completely decouples external business systems from the complex internal architecture of the workflow engine. By providing a simplified entry point, the engine's internal classes can be independently modified or expanded without breaking the external applications that rely on it to start and manage workflow instances.</w:t>
+      </w:r>
+    </w:p>
+    <w:p>
+      <w:pPr>
         <w:pStyle w:val="Heading1"/>
         <w:rPr>
           <w:lang w:val="en-US"/>
@@ -4084,6 +4150,7 @@
         <w:rPr>
           <w:lang w:val="en-US"/>
         </w:rPr>
+        <w:lastRenderedPageBreak/>
         <w:t>Iterator</w:t>
       </w:r>
     </w:p>
@@ -4342,24 +4409,118 @@
     </w:p>
     <w:p>
       <w:pPr>
+        <w:pStyle w:val="Heading2"/>
         <w:rPr>
           <w:lang w:val="en-US"/>
         </w:rPr>
       </w:pPr>
-    </w:p>
-    <w:p>
-      <w:pPr>
-        <w:pStyle w:val="Heading2"/>
+      <w:r>
         <w:rPr>
           <w:lang w:val="en-US"/>
         </w:rPr>
-      </w:pPr>
-      <w:r>
+        <w:t>How it works</w:t>
+      </w:r>
+    </w:p>
+    <w:p>
+      <w:pPr>
+        <w:pStyle w:val="ListParagraph"/>
+        <w:numPr>
+          <w:ilvl w:val="0"/>
+          <w:numId w:val="19"/>
+        </w:numPr>
         <w:rPr>
           <w:lang w:val="en-US"/>
         </w:rPr>
-        <w:lastRenderedPageBreak/>
-        <w:t>How it works</w:t>
+      </w:pPr>
+      <w:r>
+        <w:rPr>
+          <w:lang w:val="en-ZA"/>
+        </w:rPr>
+        <w:t xml:space="preserve">Instead of the </w:t>
+      </w:r>
+      <w:proofErr w:type="spellStart"/>
+      <w:r>
+        <w:rPr>
+          <w:lang w:val="en-ZA"/>
+        </w:rPr>
+        <w:t>WorkflowInstance</w:t>
+      </w:r>
+      <w:proofErr w:type="spellEnd"/>
+      <w:r>
+        <w:rPr>
+          <w:lang w:val="en-ZA"/>
+        </w:rPr>
+        <w:t xml:space="preserve"> writing a giant loop to check every nested stage for available tasks, it just asks the root Stage for an </w:t>
+      </w:r>
+      <w:proofErr w:type="spellStart"/>
+      <w:r>
+        <w:rPr>
+          <w:lang w:val="en-ZA"/>
+        </w:rPr>
+        <w:t>AvailableWorkIterator</w:t>
+      </w:r>
+      <w:proofErr w:type="spellEnd"/>
+      <w:r>
+        <w:rPr>
+          <w:lang w:val="en-ZA"/>
+        </w:rPr>
+        <w:t xml:space="preserve">. The engine can step through </w:t>
+      </w:r>
+      <w:proofErr w:type="spellStart"/>
+      <w:r>
+        <w:rPr>
+          <w:lang w:val="en-ZA"/>
+        </w:rPr>
+        <w:t>iterator.next</w:t>
+      </w:r>
+      <w:proofErr w:type="spellEnd"/>
+      <w:r>
+        <w:rPr>
+          <w:lang w:val="en-ZA"/>
+        </w:rPr>
+        <w:t xml:space="preserve">() to assign tasks via the </w:t>
+      </w:r>
+      <w:proofErr w:type="spellStart"/>
+      <w:r>
+        <w:rPr>
+          <w:lang w:val="en-ZA"/>
+        </w:rPr>
+        <w:t>AssignmentRule</w:t>
+      </w:r>
+      <w:proofErr w:type="spellEnd"/>
+      <w:r>
+        <w:rPr>
+          <w:lang w:val="en-ZA"/>
+        </w:rPr>
+        <w:t xml:space="preserve"> Strategy, completely ignorant of how deeply nested the workflow structure </w:t>
+      </w:r>
+      <w:proofErr w:type="gramStart"/>
+      <w:r>
+        <w:rPr>
+          <w:lang w:val="en-ZA"/>
+        </w:rPr>
+        <w:t>actually is</w:t>
+      </w:r>
+      <w:proofErr w:type="gramEnd"/>
+      <w:r>
+        <w:rPr>
+          <w:lang w:val="en-ZA"/>
+        </w:rPr>
+        <w:t>.</w:t>
+      </w:r>
+    </w:p>
+    <w:p>
+      <w:pPr>
+        <w:rPr>
+          <w:sz w:val="28"/>
+          <w:szCs w:val="28"/>
+        </w:rPr>
+      </w:pPr>
+      <w:r>
+        <w:rPr>
+          <w:rStyle w:val="Heading2Char"/>
+        </w:rPr>
+        <w:t>What part of the design is expected to vary</w:t>
       </w:r>
     </w:p>
     <w:p>
@@ -4367,88 +4528,64 @@
         <w:pStyle w:val="ListParagraph"/>
         <w:numPr>
           <w:ilvl w:val="0"/>
-          <w:numId w:val="19"/>
+          <w:numId w:val="17"/>
+        </w:numPr>
+      </w:pPr>
+      <w:r>
+        <w:t xml:space="preserve">The traversal algorithms used to navigate the workflow execution (e.g., finding the next available tasks versus auditing failed tasks) and the internal tree-like structure of nested </w:t>
+      </w:r>
+      <w:proofErr w:type="spellStart"/>
+      <w:r>
+        <w:t>WorkFlowComponent</w:t>
+      </w:r>
+      <w:proofErr w:type="spellEnd"/>
+      <w:r>
+        <w:t xml:space="preserve"> and Stage objects.</w:t>
+      </w:r>
+    </w:p>
+    <w:p>
+      <w:pPr>
+        <w:rPr>
+          <w:sz w:val="28"/>
+          <w:szCs w:val="28"/>
+        </w:rPr>
+      </w:pPr>
+      <w:r>
+        <w:rPr>
+          <w:rStyle w:val="Heading2Char"/>
+        </w:rPr>
+        <w:t>Why the selected pattern is appropriate</w:t>
+      </w:r>
+    </w:p>
+    <w:p>
+      <w:pPr>
+        <w:pStyle w:val="ListParagraph"/>
+        <w:numPr>
+          <w:ilvl w:val="0"/>
+          <w:numId w:val="17"/>
         </w:numPr>
         <w:rPr>
           <w:lang w:val="en-US"/>
         </w:rPr>
       </w:pPr>
       <w:r>
-        <w:rPr>
-          <w:lang w:val="en-ZA"/>
-        </w:rPr>
-        <w:t xml:space="preserve">Instead of the </w:t>
-      </w:r>
-      <w:proofErr w:type="spellStart"/>
-      <w:r>
-        <w:rPr>
-          <w:lang w:val="en-ZA"/>
-        </w:rPr>
-        <w:t>WorkflowInstance</w:t>
-      </w:r>
-      <w:proofErr w:type="spellEnd"/>
-      <w:r>
-        <w:rPr>
-          <w:lang w:val="en-ZA"/>
-        </w:rPr>
-        <w:t xml:space="preserve"> writing a giant loop to check every nested stage for available tasks, it just asks the root Stage for an </w:t>
-      </w:r>
-      <w:proofErr w:type="spellStart"/>
-      <w:r>
-        <w:rPr>
-          <w:lang w:val="en-ZA"/>
-        </w:rPr>
-        <w:t>AvailableWorkIterator</w:t>
-      </w:r>
-      <w:proofErr w:type="spellEnd"/>
-      <w:r>
-        <w:rPr>
-          <w:lang w:val="en-ZA"/>
-        </w:rPr>
-        <w:t xml:space="preserve">. The engine can step through </w:t>
-      </w:r>
-      <w:proofErr w:type="spellStart"/>
-      <w:r>
-        <w:rPr>
-          <w:lang w:val="en-ZA"/>
-        </w:rPr>
-        <w:t>iterator.next</w:t>
-      </w:r>
-      <w:proofErr w:type="spellEnd"/>
-      <w:r>
-        <w:rPr>
-          <w:lang w:val="en-ZA"/>
-        </w:rPr>
-        <w:t xml:space="preserve">() to assign tasks via the </w:t>
-      </w:r>
-      <w:proofErr w:type="spellStart"/>
-      <w:r>
-        <w:rPr>
-          <w:lang w:val="en-ZA"/>
-        </w:rPr>
-        <w:t>AssignmentRule</w:t>
-      </w:r>
-      <w:proofErr w:type="spellEnd"/>
-      <w:r>
-        <w:rPr>
-          <w:lang w:val="en-ZA"/>
-        </w:rPr>
-        <w:t xml:space="preserve"> Strategy, completely ignorant of how deeply nested the workflow structure </w:t>
-      </w:r>
-      <w:proofErr w:type="gramStart"/>
-      <w:r>
-        <w:rPr>
-          <w:lang w:val="en-ZA"/>
-        </w:rPr>
-        <w:t>actually is</w:t>
-      </w:r>
-      <w:proofErr w:type="gramEnd"/>
-      <w:r>
-        <w:rPr>
-          <w:lang w:val="en-ZA"/>
-        </w:rPr>
-        <w:t>.</w:t>
-      </w:r>
+        <w:t xml:space="preserve">It prevents the Stage and </w:t>
+      </w:r>
+      <w:proofErr w:type="spellStart"/>
+      <w:r>
+        <w:t>WorkItem</w:t>
+      </w:r>
+      <w:proofErr w:type="spellEnd"/>
+      <w:r>
+        <w:t xml:space="preserve"> classes from being bloated with navigation logic. The engine can sequentially access specific tasks without needing to understand or parse the underlying complexity of the nested composite tree.</w:t>
+      </w:r>
+    </w:p>
+    <w:p>
+      <w:pPr>
+        <w:rPr>
+          <w:lang w:val="en-US"/>
+        </w:rPr>
+      </w:pPr>
     </w:p>
     <w:p/>
     <w:p>
@@ -4839,7 +4976,7 @@
   <w:abstractNum w:abstractNumId="3" w15:restartNumberingAfterBreak="0">
     <w:nsid w:val="1DA50361"/>
     <w:multiLevelType w:val="hybridMultilevel"/>
-    <w:tmpl w:val="38767D8E"/>
+    <w:tmpl w:val="01B82BD8"/>
     <w:lvl w:ilvl="0" w:tplc="08090001">
       <w:start w:val="1"/>
       <w:numFmt w:val="bullet"/>

--- a/Task4.docx
+++ b/Task4.docx
@@ -148,11 +148,6 @@
     </w:p>
     <w:p>
       <w:pPr>
-        <w:pStyle w:val="ListParagraph"/>
-      </w:pPr>
-    </w:p>
-    <w:p>
-      <w:pPr>
         <w:pStyle w:val="Heading2"/>
       </w:pPr>
       <w:r>
@@ -406,7 +401,6 @@
       </w:pPr>
       <w:proofErr w:type="spellStart"/>
       <w:r>
-        <w:lastRenderedPageBreak/>
         <w:t>CompleteState</w:t>
       </w:r>
       <w:proofErr w:type="spellEnd"/>
@@ -421,6 +415,7 @@
       </w:pPr>
       <w:proofErr w:type="spellStart"/>
       <w:r>
+        <w:lastRenderedPageBreak/>
         <w:t>CancelledState</w:t>
       </w:r>
       <w:proofErr w:type="spellEnd"/>
@@ -457,7 +452,6 @@
         <w:t xml:space="preserve"> Each concrete state decides which operations are legal and what transition should occur.</w:t>
       </w:r>
     </w:p>
-    <w:p/>
     <w:p>
       <w:pPr>
         <w:pStyle w:val="Heading2"/>
@@ -808,17 +802,63 @@
     </w:p>
     <w:p>
       <w:pPr>
-        <w:rPr>
-          <w:lang w:val="en-ZA"/>
-        </w:rPr>
-      </w:pPr>
-    </w:p>
-    <w:p>
-      <w:pPr>
-        <w:rPr>
-          <w:lang w:val="en-ZA"/>
-        </w:rPr>
-      </w:pPr>
+        <w:pStyle w:val="Heading2"/>
+      </w:pPr>
+      <w:r>
+        <w:t>Collaboration</w:t>
+      </w:r>
+    </w:p>
+    <w:p>
+      <w:pPr>
+        <w:pStyle w:val="ListParagraph"/>
+        <w:numPr>
+          <w:ilvl w:val="0"/>
+          <w:numId w:val="16"/>
+        </w:numPr>
+      </w:pPr>
+      <w:r>
+        <w:t>The engine delegates a decision to a configured strategy.</w:t>
+      </w:r>
+    </w:p>
+    <w:p>
+      <w:pPr>
+        <w:pStyle w:val="Heading2"/>
+      </w:pPr>
+      <w:r>
+        <w:t>What varies</w:t>
+      </w:r>
+    </w:p>
+    <w:p>
+      <w:pPr>
+        <w:pStyle w:val="ListParagraph"/>
+        <w:numPr>
+          <w:ilvl w:val="0"/>
+          <w:numId w:val="16"/>
+        </w:numPr>
+      </w:pPr>
+      <w:r>
+        <w:t>The decision algorithm.</w:t>
+      </w:r>
+    </w:p>
+    <w:p>
+      <w:pPr>
+        <w:pStyle w:val="Heading2"/>
+      </w:pPr>
+      <w:r>
+        <w:t>Why Strategy</w:t>
+      </w:r>
+    </w:p>
+    <w:p>
+      <w:pPr>
+        <w:pStyle w:val="ListParagraph"/>
+        <w:numPr>
+          <w:ilvl w:val="0"/>
+          <w:numId w:val="16"/>
+        </w:numPr>
+      </w:pPr>
+      <w:r>
+        <w:t>The workflow engine remains unchanged when an organisation changes its assignment or routing policy.</w:t>
+      </w:r>
     </w:p>
     <w:p>
       <w:pPr>
@@ -1117,6 +1157,46 @@
     </w:p>
     <w:p>
       <w:pPr>
+        <w:pStyle w:val="Heading2"/>
+      </w:pPr>
+      <w:r>
+        <w:t>What varies</w:t>
+      </w:r>
+    </w:p>
+    <w:p>
+      <w:pPr>
+        <w:pStyle w:val="ListParagraph"/>
+        <w:numPr>
+          <w:ilvl w:val="0"/>
+          <w:numId w:val="16"/>
+        </w:numPr>
+      </w:pPr>
+      <w:r>
+        <w:t>Which components react and how.</w:t>
+      </w:r>
+    </w:p>
+    <w:p>
+      <w:pPr>
+        <w:pStyle w:val="Heading2"/>
+      </w:pPr>
+      <w:r>
+        <w:t>Why Observer</w:t>
+      </w:r>
+    </w:p>
+    <w:p>
+      <w:pPr>
+        <w:pStyle w:val="ListParagraph"/>
+        <w:numPr>
+          <w:ilvl w:val="0"/>
+          <w:numId w:val="16"/>
+        </w:numPr>
+      </w:pPr>
+      <w:r>
+        <w:t>Event producers do not need direct knowledge of all interested components.</w:t>
+      </w:r>
+    </w:p>
+    <w:p>
+      <w:pPr>
         <w:pStyle w:val="Heading1"/>
       </w:pPr>
       <w:r>
@@ -1228,380 +1308,6 @@
       <w:proofErr w:type="spellEnd"/>
       <w:r>
         <w:t xml:space="preserve"> in the chain. </w:t>
-      </w:r>
-    </w:p>
-    <w:p>
-      <w:pPr>
-        <w:pStyle w:val="Heading2"/>
-      </w:pPr>
-      <w:r>
-        <w:t>What Varies</w:t>
-      </w:r>
-    </w:p>
-    <w:p>
-      <w:pPr>
-        <w:pStyle w:val="ListParagraph"/>
-        <w:numPr>
-          <w:ilvl w:val="0"/>
-          <w:numId w:val="16"/>
-        </w:numPr>
-      </w:pPr>
-      <w:r>
-        <w:t>The approval levels, who sits at each level and the time limits that each organisation has.</w:t>
-      </w:r>
-    </w:p>
-    <w:p>
-      <w:pPr>
-        <w:pStyle w:val="Heading2"/>
-      </w:pPr>
-      <w:r>
-        <w:t>Why is it appropriate</w:t>
-      </w:r>
-    </w:p>
-    <w:p>
-      <w:pPr>
-        <w:pStyle w:val="ListParagraph"/>
-        <w:numPr>
-          <w:ilvl w:val="0"/>
-          <w:numId w:val="16"/>
-        </w:numPr>
-      </w:pPr>
-      <w:r>
-        <w:t>It allows the system to process approvals and escalations without hardcoding the exact chain or the roles that may be involved. The chain can be configured at runtime.</w:t>
-      </w:r>
-    </w:p>
-    <w:p>
-      <w:pPr>
-        <w:pStyle w:val="Heading2"/>
-      </w:pPr>
-      <w:r>
-        <w:lastRenderedPageBreak/>
-        <w:t>Memento – History and Rollback</w:t>
-      </w:r>
-    </w:p>
-    <w:p>
-      <w:r>
-        <w:t xml:space="preserve">This should allow for the workflow system to hold any state changes and support an undo where necessary. </w:t>
-      </w:r>
-    </w:p>
-    <w:p>
-      <w:pPr>
-        <w:pStyle w:val="Heading3"/>
-      </w:pPr>
-      <w:r>
-        <w:t>Participants:</w:t>
-      </w:r>
-    </w:p>
-    <w:p>
-      <w:pPr>
-        <w:pStyle w:val="ListParagraph"/>
-        <w:numPr>
-          <w:ilvl w:val="0"/>
-          <w:numId w:val="7"/>
-        </w:numPr>
-      </w:pPr>
-      <w:r>
-        <w:t xml:space="preserve">Originator: </w:t>
-      </w:r>
-      <w:proofErr w:type="spellStart"/>
-      <w:r>
-        <w:t>WorkflowInstance</w:t>
-      </w:r>
-      <w:proofErr w:type="spellEnd"/>
-      <w:r>
-        <w:t>(Creates the snapshot of its current data and the generic states of its work items)</w:t>
-      </w:r>
-    </w:p>
-    <w:p>
-      <w:pPr>
-        <w:pStyle w:val="ListParagraph"/>
-        <w:numPr>
-          <w:ilvl w:val="0"/>
-          <w:numId w:val="7"/>
-        </w:numPr>
-      </w:pPr>
-      <w:r>
-        <w:t xml:space="preserve">Memento: </w:t>
-      </w:r>
-      <w:proofErr w:type="spellStart"/>
-      <w:r>
-        <w:t>InstanceSnapshot</w:t>
-      </w:r>
-      <w:proofErr w:type="spellEnd"/>
-      <w:r>
-        <w:t xml:space="preserve"> (stores the internal state of </w:t>
-      </w:r>
-      <w:proofErr w:type="spellStart"/>
-      <w:r>
-        <w:t>WorkflowInstance</w:t>
-      </w:r>
-      <w:proofErr w:type="spellEnd"/>
-      <w:r>
-        <w:t>)</w:t>
-      </w:r>
-    </w:p>
-    <w:p>
-      <w:pPr>
-        <w:pStyle w:val="ListParagraph"/>
-        <w:numPr>
-          <w:ilvl w:val="0"/>
-          <w:numId w:val="7"/>
-        </w:numPr>
-      </w:pPr>
-      <w:r>
-        <w:t xml:space="preserve">Caretaker: </w:t>
-      </w:r>
-      <w:proofErr w:type="spellStart"/>
-      <w:r>
-        <w:t>HistoryManager</w:t>
-      </w:r>
-      <w:proofErr w:type="spellEnd"/>
-      <w:r>
-        <w:t>(Requests and retains the ordered record of actions and state changes on an instance)</w:t>
-      </w:r>
-    </w:p>
-    <w:p>
-      <w:r>
-        <w:t xml:space="preserve">Before state change in </w:t>
-      </w:r>
-      <w:proofErr w:type="spellStart"/>
-      <w:r>
-        <w:t>WorkItem</w:t>
-      </w:r>
-      <w:proofErr w:type="spellEnd"/>
-      <w:r>
-        <w:t xml:space="preserve">, the </w:t>
-      </w:r>
-      <w:proofErr w:type="spellStart"/>
-      <w:r>
-        <w:t>HistoryManager</w:t>
-      </w:r>
-      <w:proofErr w:type="spellEnd"/>
-      <w:r>
-        <w:t xml:space="preserve"> will request a snapshot from the </w:t>
-      </w:r>
-      <w:proofErr w:type="spellStart"/>
-      <w:r>
-        <w:t>WorkflowInstance</w:t>
-      </w:r>
-      <w:proofErr w:type="spellEnd"/>
-      <w:r>
-        <w:t xml:space="preserve">, obtain a </w:t>
-      </w:r>
-      <w:proofErr w:type="spellStart"/>
-      <w:r>
-        <w:t>InstanceSnapshot</w:t>
-      </w:r>
-      <w:proofErr w:type="spellEnd"/>
-      <w:r>
-        <w:t xml:space="preserve"> and if a failure occurs in the path, the </w:t>
-      </w:r>
-      <w:proofErr w:type="spellStart"/>
-      <w:r>
-        <w:t>HistoryManager</w:t>
-      </w:r>
-      <w:proofErr w:type="spellEnd"/>
-      <w:r>
-        <w:t xml:space="preserve"> passes the </w:t>
-      </w:r>
-      <w:proofErr w:type="spellStart"/>
-      <w:r>
-        <w:t>InstanceSnapshot</w:t>
-      </w:r>
-      <w:proofErr w:type="spellEnd"/>
-      <w:r>
-        <w:t xml:space="preserve"> back to </w:t>
-      </w:r>
-      <w:proofErr w:type="spellStart"/>
-      <w:r>
-        <w:t>WorkflowInstance</w:t>
-      </w:r>
-      <w:proofErr w:type="spellEnd"/>
-      <w:r>
-        <w:t xml:space="preserve"> to restore its previous state.</w:t>
-      </w:r>
-    </w:p>
-    <w:p>
-      <w:pPr>
-        <w:pStyle w:val="Heading2"/>
-      </w:pPr>
-      <w:r>
-        <w:t>What Varies</w:t>
-      </w:r>
-    </w:p>
-    <w:p>
-      <w:pPr>
-        <w:pStyle w:val="ListParagraph"/>
-        <w:numPr>
-          <w:ilvl w:val="0"/>
-          <w:numId w:val="16"/>
-        </w:numPr>
-      </w:pPr>
-      <w:r>
-        <w:t>The state of the workflow instance over time and the point at which the system may need to return to.</w:t>
-      </w:r>
-    </w:p>
-    <w:p>
-      <w:pPr>
-        <w:pStyle w:val="Heading2"/>
-      </w:pPr>
-      <w:r>
-        <w:t>Why is it Appropriate</w:t>
-      </w:r>
-    </w:p>
-    <w:p>
-      <w:pPr>
-        <w:pStyle w:val="ListParagraph"/>
-        <w:numPr>
-          <w:ilvl w:val="0"/>
-          <w:numId w:val="16"/>
-        </w:numPr>
-      </w:pPr>
-      <w:r>
-        <w:t xml:space="preserve">Keeps encapsulation of the </w:t>
-      </w:r>
-      <w:proofErr w:type="spellStart"/>
-      <w:r>
-        <w:t>WorkflowInstance</w:t>
-      </w:r>
-      <w:proofErr w:type="spellEnd"/>
-      <w:r>
-        <w:t xml:space="preserve"> by not exposing its internal variables while supporting history.</w:t>
-      </w:r>
-    </w:p>
-    <w:p>
-      <w:pPr>
-        <w:pStyle w:val="Heading2"/>
-      </w:pPr>
-      <w:r>
-        <w:t>Builder – Workflow Construction</w:t>
-      </w:r>
-    </w:p>
-    <w:p>
-      <w:r>
-        <w:t xml:space="preserve">Workflow definition tells us what work exists, the order and the rules. This makes it a complex object as you have various work items and sub processes that we will not </w:t>
-      </w:r>
-      <w:proofErr w:type="gramStart"/>
-      <w:r>
-        <w:t>hard-code</w:t>
-      </w:r>
-      <w:proofErr w:type="gramEnd"/>
-      <w:r>
-        <w:t xml:space="preserve"> to a specific scenario.</w:t>
-      </w:r>
-    </w:p>
-    <w:p>
-      <w:pPr>
-        <w:pStyle w:val="Heading3"/>
-      </w:pPr>
-      <w:r>
-        <w:t>Participants:</w:t>
-      </w:r>
-    </w:p>
-    <w:p>
-      <w:pPr>
-        <w:pStyle w:val="ListParagraph"/>
-        <w:numPr>
-          <w:ilvl w:val="0"/>
-          <w:numId w:val="8"/>
-        </w:numPr>
-      </w:pPr>
-      <w:r>
-        <w:t xml:space="preserve">Builder: </w:t>
-      </w:r>
-      <w:proofErr w:type="spellStart"/>
-      <w:r>
-        <w:t>WorkflowBuilder</w:t>
-      </w:r>
-      <w:proofErr w:type="spellEnd"/>
-      <w:r>
-        <w:t xml:space="preserve"> (Declares interface for adding of stages, work items, dependencies and assignment rules)</w:t>
-      </w:r>
-    </w:p>
-    <w:p>
-      <w:pPr>
-        <w:pStyle w:val="ListParagraph"/>
-        <w:numPr>
-          <w:ilvl w:val="0"/>
-          <w:numId w:val="8"/>
-        </w:numPr>
-      </w:pPr>
-      <w:proofErr w:type="spellStart"/>
-      <w:r>
-        <w:t>ConcreteBuilder</w:t>
-      </w:r>
-      <w:proofErr w:type="spellEnd"/>
-      <w:r>
-        <w:t xml:space="preserve">: </w:t>
-      </w:r>
-      <w:proofErr w:type="spellStart"/>
-      <w:r>
-        <w:t>ScenarioBuilder</w:t>
-      </w:r>
-      <w:proofErr w:type="spellEnd"/>
-      <w:r>
-        <w:t xml:space="preserve"> (Implements the steps to assemble a specific process)</w:t>
-      </w:r>
-    </w:p>
-    <w:p>
-      <w:pPr>
-        <w:pStyle w:val="ListParagraph"/>
-        <w:numPr>
-          <w:ilvl w:val="0"/>
-          <w:numId w:val="8"/>
-        </w:numPr>
-      </w:pPr>
-      <w:r>
-        <w:t xml:space="preserve">Director: </w:t>
-      </w:r>
-      <w:proofErr w:type="spellStart"/>
-      <w:r>
-        <w:t>EngineConfigurator</w:t>
-      </w:r>
-      <w:proofErr w:type="spellEnd"/>
-      <w:r>
-        <w:t xml:space="preserve"> (Directs the builder to do the construction in the correct order)</w:t>
-      </w:r>
-    </w:p>
-    <w:p>
-      <w:pPr>
-        <w:pStyle w:val="ListParagraph"/>
-        <w:numPr>
-          <w:ilvl w:val="0"/>
-          <w:numId w:val="8"/>
-        </w:numPr>
-      </w:pPr>
-      <w:r>
-        <w:t xml:space="preserve">Product: </w:t>
-      </w:r>
-      <w:proofErr w:type="spellStart"/>
-      <w:r>
-        <w:t>WorkflowDefinition</w:t>
-      </w:r>
-      <w:proofErr w:type="spellEnd"/>
-      <w:r>
-        <w:t xml:space="preserve"> (The final representation of the process)</w:t>
-      </w:r>
-    </w:p>
-    <w:p>
-      <w:r>
-        <w:t xml:space="preserve">The Director will call step-by-step methods on the </w:t>
-      </w:r>
-      <w:proofErr w:type="spellStart"/>
-      <w:r>
-        <w:t>WorkflowBuilder</w:t>
-      </w:r>
-      <w:proofErr w:type="spellEnd"/>
-      <w:r>
-        <w:t xml:space="preserve">. The Director will then retrieve the fully assembled </w:t>
-      </w:r>
-      <w:proofErr w:type="spellStart"/>
-      <w:r>
-        <w:t>WorkflowDefinition</w:t>
-      </w:r>
-      <w:proofErr w:type="spellEnd"/>
-      <w:r>
-        <w:t>.</w:t>
       </w:r>
     </w:p>
     <w:p>
@@ -1622,6 +1328,380 @@
         </w:numPr>
       </w:pPr>
       <w:r>
+        <w:t>The approval levels, who sits at each level and the time limits that each organisation has.</w:t>
+      </w:r>
+    </w:p>
+    <w:p>
+      <w:pPr>
+        <w:pStyle w:val="Heading2"/>
+      </w:pPr>
+      <w:r>
+        <w:t>Why is it appropriate</w:t>
+      </w:r>
+    </w:p>
+    <w:p>
+      <w:pPr>
+        <w:pStyle w:val="ListParagraph"/>
+        <w:numPr>
+          <w:ilvl w:val="0"/>
+          <w:numId w:val="16"/>
+        </w:numPr>
+      </w:pPr>
+      <w:r>
+        <w:t>It allows the system to process approvals and escalations without hardcoding the exact chain or the roles that may be involved. The chain can be configured at runtime.</w:t>
+      </w:r>
+    </w:p>
+    <w:p>
+      <w:pPr>
+        <w:pStyle w:val="Heading2"/>
+      </w:pPr>
+      <w:r>
+        <w:t>Memento – History and Rollback</w:t>
+      </w:r>
+    </w:p>
+    <w:p>
+      <w:r>
+        <w:t xml:space="preserve">This should allow for the workflow system to hold any state changes and support an undo where necessary. </w:t>
+      </w:r>
+    </w:p>
+    <w:p>
+      <w:pPr>
+        <w:pStyle w:val="Heading3"/>
+      </w:pPr>
+      <w:r>
+        <w:t>Participants:</w:t>
+      </w:r>
+    </w:p>
+    <w:p>
+      <w:pPr>
+        <w:pStyle w:val="ListParagraph"/>
+        <w:numPr>
+          <w:ilvl w:val="0"/>
+          <w:numId w:val="7"/>
+        </w:numPr>
+      </w:pPr>
+      <w:r>
+        <w:t xml:space="preserve">Originator: </w:t>
+      </w:r>
+      <w:proofErr w:type="spellStart"/>
+      <w:r>
+        <w:t>WorkflowInstance</w:t>
+      </w:r>
+      <w:proofErr w:type="spellEnd"/>
+      <w:r>
+        <w:t>(Creates the snapshot of its current data and the generic states of its work items)</w:t>
+      </w:r>
+    </w:p>
+    <w:p>
+      <w:pPr>
+        <w:pStyle w:val="ListParagraph"/>
+        <w:numPr>
+          <w:ilvl w:val="0"/>
+          <w:numId w:val="7"/>
+        </w:numPr>
+      </w:pPr>
+      <w:r>
+        <w:t xml:space="preserve">Memento: </w:t>
+      </w:r>
+      <w:proofErr w:type="spellStart"/>
+      <w:r>
+        <w:t>InstanceSnapshot</w:t>
+      </w:r>
+      <w:proofErr w:type="spellEnd"/>
+      <w:r>
+        <w:t xml:space="preserve"> (stores the internal state of </w:t>
+      </w:r>
+      <w:proofErr w:type="spellStart"/>
+      <w:r>
+        <w:t>WorkflowInstance</w:t>
+      </w:r>
+      <w:proofErr w:type="spellEnd"/>
+      <w:r>
+        <w:t>)</w:t>
+      </w:r>
+    </w:p>
+    <w:p>
+      <w:pPr>
+        <w:pStyle w:val="ListParagraph"/>
+        <w:numPr>
+          <w:ilvl w:val="0"/>
+          <w:numId w:val="7"/>
+        </w:numPr>
+      </w:pPr>
+      <w:r>
+        <w:t xml:space="preserve">Caretaker: </w:t>
+      </w:r>
+      <w:proofErr w:type="spellStart"/>
+      <w:r>
+        <w:t>HistoryManager</w:t>
+      </w:r>
+      <w:proofErr w:type="spellEnd"/>
+      <w:r>
+        <w:t>(Requests and retains the ordered record of actions and state changes on an instance)</w:t>
+      </w:r>
+    </w:p>
+    <w:p>
+      <w:r>
+        <w:t xml:space="preserve">Before state change in </w:t>
+      </w:r>
+      <w:proofErr w:type="spellStart"/>
+      <w:r>
+        <w:t>WorkItem</w:t>
+      </w:r>
+      <w:proofErr w:type="spellEnd"/>
+      <w:r>
+        <w:t xml:space="preserve">, the </w:t>
+      </w:r>
+      <w:proofErr w:type="spellStart"/>
+      <w:r>
+        <w:t>HistoryManager</w:t>
+      </w:r>
+      <w:proofErr w:type="spellEnd"/>
+      <w:r>
+        <w:t xml:space="preserve"> will request a snapshot from the </w:t>
+      </w:r>
+      <w:proofErr w:type="spellStart"/>
+      <w:r>
+        <w:t>WorkflowInstance</w:t>
+      </w:r>
+      <w:proofErr w:type="spellEnd"/>
+      <w:r>
+        <w:t xml:space="preserve">, obtain a </w:t>
+      </w:r>
+      <w:proofErr w:type="spellStart"/>
+      <w:r>
+        <w:t>InstanceSnapshot</w:t>
+      </w:r>
+      <w:proofErr w:type="spellEnd"/>
+      <w:r>
+        <w:t xml:space="preserve"> and if a failure occurs in the path, the </w:t>
+      </w:r>
+      <w:proofErr w:type="spellStart"/>
+      <w:r>
+        <w:t>HistoryManager</w:t>
+      </w:r>
+      <w:proofErr w:type="spellEnd"/>
+      <w:r>
+        <w:t xml:space="preserve"> passes the </w:t>
+      </w:r>
+      <w:proofErr w:type="spellStart"/>
+      <w:r>
+        <w:t>InstanceSnapshot</w:t>
+      </w:r>
+      <w:proofErr w:type="spellEnd"/>
+      <w:r>
+        <w:t xml:space="preserve"> back to </w:t>
+      </w:r>
+      <w:proofErr w:type="spellStart"/>
+      <w:r>
+        <w:t>WorkflowInstance</w:t>
+      </w:r>
+      <w:proofErr w:type="spellEnd"/>
+      <w:r>
+        <w:t xml:space="preserve"> to restore its previous state.</w:t>
+      </w:r>
+    </w:p>
+    <w:p>
+      <w:pPr>
+        <w:pStyle w:val="Heading2"/>
+      </w:pPr>
+      <w:r>
+        <w:t>What Varies</w:t>
+      </w:r>
+    </w:p>
+    <w:p>
+      <w:pPr>
+        <w:pStyle w:val="ListParagraph"/>
+        <w:numPr>
+          <w:ilvl w:val="0"/>
+          <w:numId w:val="16"/>
+        </w:numPr>
+      </w:pPr>
+      <w:r>
+        <w:t>The state of the workflow instance over time and the point at which the system may need to return to.</w:t>
+      </w:r>
+    </w:p>
+    <w:p>
+      <w:pPr>
+        <w:pStyle w:val="Heading2"/>
+      </w:pPr>
+      <w:r>
+        <w:t>Why is it Appropriate</w:t>
+      </w:r>
+    </w:p>
+    <w:p>
+      <w:pPr>
+        <w:pStyle w:val="ListParagraph"/>
+        <w:numPr>
+          <w:ilvl w:val="0"/>
+          <w:numId w:val="16"/>
+        </w:numPr>
+      </w:pPr>
+      <w:r>
+        <w:t xml:space="preserve">Keeps encapsulation of the </w:t>
+      </w:r>
+      <w:proofErr w:type="spellStart"/>
+      <w:r>
+        <w:t>WorkflowInstance</w:t>
+      </w:r>
+      <w:proofErr w:type="spellEnd"/>
+      <w:r>
+        <w:t xml:space="preserve"> by not exposing its internal variables while supporting history.</w:t>
+      </w:r>
+    </w:p>
+    <w:p>
+      <w:pPr>
+        <w:pStyle w:val="Heading2"/>
+      </w:pPr>
+      <w:r>
+        <w:t>Builder – Workflow Construction</w:t>
+      </w:r>
+    </w:p>
+    <w:p>
+      <w:r>
+        <w:t xml:space="preserve">Workflow definition tells us what work exists, the order and the rules. This makes it a complex object as you have various work items and sub processes that we will not </w:t>
+      </w:r>
+      <w:proofErr w:type="gramStart"/>
+      <w:r>
+        <w:t>hard-code</w:t>
+      </w:r>
+      <w:proofErr w:type="gramEnd"/>
+      <w:r>
+        <w:t xml:space="preserve"> to a specific scenario.</w:t>
+      </w:r>
+    </w:p>
+    <w:p>
+      <w:pPr>
+        <w:pStyle w:val="Heading3"/>
+      </w:pPr>
+      <w:r>
+        <w:lastRenderedPageBreak/>
+        <w:t>Participants:</w:t>
+      </w:r>
+    </w:p>
+    <w:p>
+      <w:pPr>
+        <w:pStyle w:val="ListParagraph"/>
+        <w:numPr>
+          <w:ilvl w:val="0"/>
+          <w:numId w:val="8"/>
+        </w:numPr>
+      </w:pPr>
+      <w:r>
+        <w:t xml:space="preserve">Builder: </w:t>
+      </w:r>
+      <w:proofErr w:type="spellStart"/>
+      <w:r>
+        <w:t>WorkflowBuilder</w:t>
+      </w:r>
+      <w:proofErr w:type="spellEnd"/>
+      <w:r>
+        <w:t xml:space="preserve"> (Declares interface for adding of stages, work items, dependencies and assignment rules)</w:t>
+      </w:r>
+    </w:p>
+    <w:p>
+      <w:pPr>
+        <w:pStyle w:val="ListParagraph"/>
+        <w:numPr>
+          <w:ilvl w:val="0"/>
+          <w:numId w:val="8"/>
+        </w:numPr>
+      </w:pPr>
+      <w:proofErr w:type="spellStart"/>
+      <w:r>
+        <w:t>ConcreteBuilder</w:t>
+      </w:r>
+      <w:proofErr w:type="spellEnd"/>
+      <w:r>
+        <w:t xml:space="preserve">: </w:t>
+      </w:r>
+      <w:proofErr w:type="spellStart"/>
+      <w:r>
+        <w:t>ScenarioBuilder</w:t>
+      </w:r>
+      <w:proofErr w:type="spellEnd"/>
+      <w:r>
+        <w:t xml:space="preserve"> (Implements the steps to assemble a specific process)</w:t>
+      </w:r>
+    </w:p>
+    <w:p>
+      <w:pPr>
+        <w:pStyle w:val="ListParagraph"/>
+        <w:numPr>
+          <w:ilvl w:val="0"/>
+          <w:numId w:val="8"/>
+        </w:numPr>
+      </w:pPr>
+      <w:r>
+        <w:t xml:space="preserve">Director: </w:t>
+      </w:r>
+      <w:proofErr w:type="spellStart"/>
+      <w:r>
+        <w:t>EngineConfigurator</w:t>
+      </w:r>
+      <w:proofErr w:type="spellEnd"/>
+      <w:r>
+        <w:t xml:space="preserve"> (Directs the builder to do the construction in the correct order)</w:t>
+      </w:r>
+    </w:p>
+    <w:p>
+      <w:pPr>
+        <w:pStyle w:val="ListParagraph"/>
+        <w:numPr>
+          <w:ilvl w:val="0"/>
+          <w:numId w:val="8"/>
+        </w:numPr>
+      </w:pPr>
+      <w:r>
+        <w:t xml:space="preserve">Product: </w:t>
+      </w:r>
+      <w:proofErr w:type="spellStart"/>
+      <w:r>
+        <w:t>WorkflowDefinition</w:t>
+      </w:r>
+      <w:proofErr w:type="spellEnd"/>
+      <w:r>
+        <w:t xml:space="preserve"> (The final representation of the process)</w:t>
+      </w:r>
+    </w:p>
+    <w:p>
+      <w:r>
+        <w:t xml:space="preserve">The Director will call step-by-step methods on the </w:t>
+      </w:r>
+      <w:proofErr w:type="spellStart"/>
+      <w:r>
+        <w:t>WorkflowBuilder</w:t>
+      </w:r>
+      <w:proofErr w:type="spellEnd"/>
+      <w:r>
+        <w:t xml:space="preserve">. The Director will then retrieve the fully assembled </w:t>
+      </w:r>
+      <w:proofErr w:type="spellStart"/>
+      <w:r>
+        <w:t>WorkflowDefinition</w:t>
+      </w:r>
+      <w:proofErr w:type="spellEnd"/>
+      <w:r>
+        <w:t>.</w:t>
+      </w:r>
+    </w:p>
+    <w:p>
+      <w:pPr>
+        <w:pStyle w:val="Heading2"/>
+      </w:pPr>
+      <w:r>
+        <w:t>What Varies</w:t>
+      </w:r>
+    </w:p>
+    <w:p>
+      <w:pPr>
+        <w:pStyle w:val="ListParagraph"/>
+        <w:numPr>
+          <w:ilvl w:val="0"/>
+          <w:numId w:val="16"/>
+        </w:numPr>
+      </w:pPr>
+      <w:r>
         <w:t xml:space="preserve">the specific arrangement of work items, stages an </w:t>
       </w:r>
       <w:proofErr w:type="gramStart"/>
@@ -1901,6 +1981,75 @@
     </w:p>
     <w:p>
       <w:pPr>
+        <w:rPr>
+          <w:b/>
+          <w:bCs/>
+          <w:lang w:val="en-ZA"/>
+        </w:rPr>
+      </w:pPr>
+      <w:r>
+        <w:rPr>
+          <w:rStyle w:val="Heading2Char"/>
+          <w:lang w:val="en-ZA"/>
+        </w:rPr>
+        <w:t>What varies</w:t>
+      </w:r>
+    </w:p>
+    <w:p>
+      <w:pPr>
+        <w:pStyle w:val="ListParagraph"/>
+        <w:numPr>
+          <w:ilvl w:val="0"/>
+          <w:numId w:val="16"/>
+        </w:numPr>
+        <w:rPr>
+          <w:lang w:val="en-ZA"/>
+        </w:rPr>
+      </w:pPr>
+      <w:r>
+        <w:rPr>
+          <w:lang w:val="en-ZA"/>
+        </w:rPr>
+        <w:t>which behaviours each work item has, which work items get behaviour, the parameters of each behaviour and the order of the stack.</w:t>
+      </w:r>
+    </w:p>
+    <w:p>
+      <w:pPr>
+        <w:rPr>
+          <w:b/>
+          <w:bCs/>
+          <w:lang w:val="en-ZA"/>
+        </w:rPr>
+      </w:pPr>
+      <w:r>
+        <w:rPr>
+          <w:rStyle w:val="Heading2Char"/>
+          <w:lang w:val="en-ZA"/>
+        </w:rPr>
+        <w:lastRenderedPageBreak/>
+        <w:t>Why Decorator</w:t>
+      </w:r>
+    </w:p>
+    <w:p>
+      <w:pPr>
+        <w:pStyle w:val="ListParagraph"/>
+        <w:numPr>
+          <w:ilvl w:val="0"/>
+          <w:numId w:val="16"/>
+        </w:numPr>
+        <w:rPr>
+          <w:lang w:val="en-ZA"/>
+        </w:rPr>
+      </w:pPr>
+      <w:r>
+        <w:rPr>
+          <w:lang w:val="en-ZA"/>
+        </w:rPr>
+        <w:t>We can now add extra functionality to an object at runtime without having to change the original class, everything can get easily added/removed at runtime which meets the requirements of our workflow system</w:t>
+      </w:r>
+    </w:p>
+    <w:p>
+      <w:pPr>
         <w:pStyle w:val="Heading1"/>
         <w:rPr>
           <w:lang w:val="en-ZA"/>
@@ -2129,12 +2278,218 @@
     </w:p>
     <w:p>
       <w:pPr>
+        <w:rPr>
+          <w:b/>
+          <w:bCs/>
+        </w:rPr>
+      </w:pPr>
+      <w:r>
+        <w:rPr>
+          <w:rStyle w:val="Heading2Char"/>
+        </w:rPr>
+        <w:t>What varies</w:t>
+      </w:r>
+    </w:p>
+    <w:p>
+      <w:pPr>
+        <w:pStyle w:val="ListParagraph"/>
+        <w:numPr>
+          <w:ilvl w:val="0"/>
+          <w:numId w:val="16"/>
+        </w:numPr>
+      </w:pPr>
+      <w:r>
+        <w:t>the operations that are requested, which receiver acts on a work item/instance, the data the command carries and when and who a command is created</w:t>
+      </w:r>
+    </w:p>
+    <w:p>
+      <w:pPr>
+        <w:rPr>
+          <w:b/>
+          <w:bCs/>
+        </w:rPr>
+      </w:pPr>
+      <w:r>
+        <w:rPr>
+          <w:rStyle w:val="Heading2Char"/>
+        </w:rPr>
+        <w:t>Why Command</w:t>
+      </w:r>
+      <w:r>
+        <w:rPr>
+          <w:b/>
+          <w:bCs/>
+        </w:rPr>
+        <w:t>:</w:t>
+      </w:r>
+    </w:p>
+    <w:p>
+      <w:pPr>
+        <w:pStyle w:val="ListParagraph"/>
+        <w:numPr>
+          <w:ilvl w:val="0"/>
+          <w:numId w:val="16"/>
+        </w:numPr>
+      </w:pPr>
+      <w:r>
+        <w:t>It’s the only way to get Action, History and Rollback and it allows for each operation to own its own undo action.</w:t>
+      </w:r>
+    </w:p>
+    <w:p>
+      <w:pPr>
         <w:pStyle w:val="Heading1"/>
       </w:pPr>
       <w:bookmarkStart w:id="0" w:name="visitor-monitoring-and-reporting"/>
       <w:r>
+        <w:t>Adapter</w:t>
+      </w:r>
+    </w:p>
+    <w:p>
+      <w:pPr>
+        <w:pStyle w:val="Heading2"/>
+        <w:rPr>
+          <w:lang w:val="en-ZA"/>
+        </w:rPr>
+      </w:pPr>
+      <w:r>
+        <w:rPr>
+          <w:lang w:val="en-ZA"/>
+        </w:rPr>
+        <w:t>Problem</w:t>
+      </w:r>
+    </w:p>
+    <w:p>
+      <w:pPr>
+        <w:pStyle w:val="ListParagraph"/>
+        <w:numPr>
+          <w:ilvl w:val="0"/>
+          <w:numId w:val="16"/>
+        </w:numPr>
+      </w:pPr>
+      <w:r>
+        <w:rPr>
+          <w:lang w:val="en-ZA"/>
+        </w:rPr>
+        <w:t>Work items in a workflow sometimes need an external system to do the work, such as a carrier, a payment provider or a records system. Each of these has its own interface that was not designed for TIVIDY, and we cannot modify it. If engine classes called these interfaces directly, the engine would contain system-specific code, and every new integration or vendor API change would mean editing the engine.</w:t>
+      </w:r>
+    </w:p>
+    <w:p>
+      <w:pPr>
+        <w:pStyle w:val="Heading2"/>
+        <w:rPr>
+          <w:lang w:val="en-ZA"/>
+        </w:rPr>
+      </w:pPr>
+      <w:r>
+        <w:rPr>
+          <w:lang w:val="en-ZA"/>
+        </w:rPr>
         <w:lastRenderedPageBreak/>
-        <w:t>Adapter</w:t>
+        <w:t>Participants</w:t>
+      </w:r>
+    </w:p>
+    <w:p>
+      <w:pPr>
+        <w:pStyle w:val="ListParagraph"/>
+        <w:numPr>
+          <w:ilvl w:val="0"/>
+          <w:numId w:val="16"/>
+        </w:numPr>
+        <w:rPr>
+          <w:lang w:val="en-ZA"/>
+        </w:rPr>
+      </w:pPr>
+      <w:r>
+        <w:rPr>
+          <w:lang w:val="en-ZA"/>
+        </w:rPr>
+        <w:t>Target: Connector, an abstract class owned by the engine, declaring the generic operations the engine uses to invoke any external system.</w:t>
+      </w:r>
+    </w:p>
+    <w:p>
+      <w:pPr>
+        <w:pStyle w:val="ListParagraph"/>
+        <w:numPr>
+          <w:ilvl w:val="0"/>
+          <w:numId w:val="16"/>
+        </w:numPr>
+        <w:rPr>
+          <w:lang w:val="en-ZA"/>
+        </w:rPr>
+      </w:pPr>
+      <w:proofErr w:type="spellStart"/>
+      <w:r>
+        <w:rPr>
+          <w:lang w:val="en-ZA"/>
+        </w:rPr>
+        <w:t>Adaptee</w:t>
+      </w:r>
+      <w:proofErr w:type="spellEnd"/>
+      <w:r>
+        <w:rPr>
+          <w:lang w:val="en-ZA"/>
+        </w:rPr>
+        <w:t xml:space="preserve">: the external system's existing interface, for example </w:t>
+      </w:r>
+      <w:proofErr w:type="spellStart"/>
+      <w:r>
+        <w:rPr>
+          <w:lang w:val="en-ZA"/>
+        </w:rPr>
+        <w:t>PostalServiceAPI</w:t>
+      </w:r>
+      <w:proofErr w:type="spellEnd"/>
+      <w:r>
+        <w:rPr>
+          <w:lang w:val="en-ZA"/>
+        </w:rPr>
+        <w:t>.</w:t>
+      </w:r>
+    </w:p>
+    <w:p>
+      <w:pPr>
+        <w:pStyle w:val="ListParagraph"/>
+        <w:numPr>
+          <w:ilvl w:val="0"/>
+          <w:numId w:val="16"/>
+        </w:numPr>
+        <w:rPr>
+          <w:lang w:val="en-ZA"/>
+        </w:rPr>
+      </w:pPr>
+      <w:r>
+        <w:rPr>
+          <w:lang w:val="en-ZA"/>
+        </w:rPr>
+        <w:t xml:space="preserve">Adapter: </w:t>
+      </w:r>
+      <w:proofErr w:type="spellStart"/>
+      <w:r>
+        <w:rPr>
+          <w:lang w:val="en-ZA"/>
+        </w:rPr>
+        <w:t>PostalServiceConnector</w:t>
+      </w:r>
+      <w:proofErr w:type="spellEnd"/>
+      <w:r>
+        <w:rPr>
+          <w:lang w:val="en-ZA"/>
+        </w:rPr>
+        <w:t xml:space="preserve">, which inherits from Connector and holds a </w:t>
+      </w:r>
+      <w:proofErr w:type="spellStart"/>
+      <w:r>
+        <w:rPr>
+          <w:lang w:val="en-ZA"/>
+        </w:rPr>
+        <w:t>PostalServiceAPI</w:t>
+      </w:r>
+      <w:proofErr w:type="spellEnd"/>
+      <w:r>
+        <w:rPr>
+          <w:lang w:val="en-ZA"/>
+        </w:rPr>
+        <w:t>.</w:t>
       </w:r>
     </w:p>
     <w:p>
@@ -2148,7 +2503,7 @@
         <w:rPr>
           <w:lang w:val="en-ZA"/>
         </w:rPr>
-        <w:t>Problem</w:t>
+        <w:t>Collaboration</w:t>
       </w:r>
     </w:p>
     <w:p>
@@ -2156,14 +2511,45 @@
         <w:pStyle w:val="ListParagraph"/>
         <w:numPr>
           <w:ilvl w:val="0"/>
-          <w:numId w:val="16"/>
-        </w:numPr>
-      </w:pPr>
-      <w:r>
-        <w:rPr>
-          <w:lang w:val="en-ZA"/>
-        </w:rPr>
-        <w:t>Work items in a workflow sometimes need an external system to do the work, such as a carrier, a payment provider or a records system. Each of these has its own interface that was not designed for TIVIDY, and we cannot modify it. If engine classes called these interfaces directly, the engine would contain system-specific code, and every new integration or vendor API change would mean editing the engine.</w:t>
+          <w:numId w:val="17"/>
+        </w:numPr>
+        <w:rPr>
+          <w:lang w:val="en-ZA"/>
+        </w:rPr>
+      </w:pPr>
+      <w:r>
+        <w:rPr>
+          <w:lang w:val="en-ZA"/>
+        </w:rPr>
+        <w:t xml:space="preserve">The client calls an operation on Connector. The adapter translates the request into the </w:t>
+      </w:r>
+      <w:proofErr w:type="spellStart"/>
+      <w:r>
+        <w:rPr>
+          <w:lang w:val="en-ZA"/>
+        </w:rPr>
+        <w:t>adaptee's</w:t>
+      </w:r>
+      <w:proofErr w:type="spellEnd"/>
+      <w:r>
+        <w:rPr>
+          <w:lang w:val="en-ZA"/>
+        </w:rPr>
+        <w:t xml:space="preserve"> operations and data format, calls the </w:t>
+      </w:r>
+      <w:proofErr w:type="spellStart"/>
+      <w:r>
+        <w:rPr>
+          <w:lang w:val="en-ZA"/>
+        </w:rPr>
+        <w:t>adaptee</w:t>
+      </w:r>
+      <w:proofErr w:type="spellEnd"/>
+      <w:r>
+        <w:rPr>
+          <w:lang w:val="en-ZA"/>
+        </w:rPr>
+        <w:t>, translates the response back, and returns it. The client never knows which external system handled the call.</w:t>
       </w:r>
     </w:p>
     <w:p>
@@ -2177,7 +2563,7 @@
         <w:rPr>
           <w:lang w:val="en-ZA"/>
         </w:rPr>
-        <w:t>Participants</w:t>
+        <w:t>What varies</w:t>
       </w:r>
     </w:p>
     <w:p>
@@ -2185,17 +2571,45 @@
         <w:pStyle w:val="ListParagraph"/>
         <w:numPr>
           <w:ilvl w:val="0"/>
-          <w:numId w:val="16"/>
-        </w:numPr>
-        <w:rPr>
-          <w:lang w:val="en-ZA"/>
-        </w:rPr>
-      </w:pPr>
-      <w:r>
-        <w:rPr>
-          <w:lang w:val="en-ZA"/>
-        </w:rPr>
-        <w:t>Target: Connector, an abstract class owned by the engine, declaring the generic operations the engine uses to invoke any external system.</w:t>
+          <w:numId w:val="17"/>
+        </w:numPr>
+        <w:rPr>
+          <w:lang w:val="en-ZA"/>
+        </w:rPr>
+      </w:pPr>
+      <w:r>
+        <w:rPr>
+          <w:lang w:val="en-ZA"/>
+        </w:rPr>
+        <w:t xml:space="preserve">The set of external systems and their interfaces </w:t>
+      </w:r>
+      <w:proofErr w:type="gramStart"/>
+      <w:r>
+        <w:rPr>
+          <w:lang w:val="en-ZA"/>
+        </w:rPr>
+        <w:t>varies</w:t>
+      </w:r>
+      <w:proofErr w:type="gramEnd"/>
+      <w:r>
+        <w:rPr>
+          <w:lang w:val="en-ZA"/>
+        </w:rPr>
+        <w:t xml:space="preserve"> between organisations and over time. The Connector interface and the engine code that calls it do not. A new integration is one new adapter class with no changes to the engine, and a vendor API change is confined to that vendor's adapter.</w:t>
+      </w:r>
+    </w:p>
+    <w:p>
+      <w:pPr>
+        <w:pStyle w:val="Heading2"/>
+        <w:rPr>
+          <w:lang w:val="en-ZA"/>
+        </w:rPr>
+      </w:pPr>
+      <w:r>
+        <w:rPr>
+          <w:lang w:val="en-ZA"/>
+        </w:rPr>
+        <w:t>Why Adapter</w:t>
       </w:r>
     </w:p>
     <w:p>
@@ -2203,32 +2617,446 @@
         <w:pStyle w:val="ListParagraph"/>
         <w:numPr>
           <w:ilvl w:val="0"/>
-          <w:numId w:val="16"/>
-        </w:numPr>
-        <w:rPr>
-          <w:lang w:val="en-ZA"/>
-        </w:rPr>
-      </w:pPr>
-      <w:proofErr w:type="spellStart"/>
-      <w:r>
-        <w:rPr>
-          <w:lang w:val="en-ZA"/>
-        </w:rPr>
-        <w:t>Adaptee</w:t>
-      </w:r>
-      <w:proofErr w:type="spellEnd"/>
-      <w:r>
-        <w:rPr>
-          <w:lang w:val="en-ZA"/>
-        </w:rPr>
-        <w:t xml:space="preserve">: the external system's existing interface, for example </w:t>
-      </w:r>
-      <w:proofErr w:type="spellStart"/>
-      <w:r>
-        <w:rPr>
-          <w:lang w:val="en-ZA"/>
-        </w:rPr>
-        <w:t>PostalServiceAPI</w:t>
+          <w:numId w:val="17"/>
+        </w:numPr>
+        <w:rPr>
+          <w:lang w:val="en-ZA"/>
+        </w:rPr>
+      </w:pPr>
+      <w:r>
+        <w:rPr>
+          <w:lang w:val="en-ZA"/>
+        </w:rPr>
+        <w:t xml:space="preserve">The mismatch is between an interface we own and existing interfaces we cannot change, which is the situation Adapter addresses. We use an object </w:t>
+      </w:r>
+      <w:proofErr w:type="gramStart"/>
+      <w:r>
+        <w:rPr>
+          <w:lang w:val="en-ZA"/>
+        </w:rPr>
+        <w:t>adapter</w:t>
+      </w:r>
+      <w:proofErr w:type="gramEnd"/>
+      <w:r>
+        <w:rPr>
+          <w:lang w:val="en-ZA"/>
+        </w:rPr>
+        <w:t xml:space="preserve"> so the adapter holds the </w:t>
+      </w:r>
+      <w:proofErr w:type="spellStart"/>
+      <w:r>
+        <w:rPr>
+          <w:lang w:val="en-ZA"/>
+        </w:rPr>
+        <w:t>adaptee</w:t>
+      </w:r>
+      <w:proofErr w:type="spellEnd"/>
+      <w:r>
+        <w:rPr>
+          <w:lang w:val="en-ZA"/>
+        </w:rPr>
+        <w:t xml:space="preserve"> rather than inheriting from it, which avoids multiple inheritance and makes ownership of the </w:t>
+      </w:r>
+      <w:proofErr w:type="spellStart"/>
+      <w:r>
+        <w:rPr>
+          <w:lang w:val="en-ZA"/>
+        </w:rPr>
+        <w:t>adaptee</w:t>
+      </w:r>
+      <w:proofErr w:type="spellEnd"/>
+      <w:r>
+        <w:rPr>
+          <w:lang w:val="en-ZA"/>
+        </w:rPr>
+        <w:t xml:space="preserve"> explicit.</w:t>
+      </w:r>
+    </w:p>
+    <w:p>
+      <w:pPr>
+        <w:pStyle w:val="Heading1"/>
+        <w:rPr>
+          <w:lang w:val="en-ZA"/>
+        </w:rPr>
+      </w:pPr>
+      <w:r>
+        <w:rPr>
+          <w:lang w:val="en-ZA"/>
+        </w:rPr>
+        <w:t>Visitor – Monitoring and Reporting</w:t>
+      </w:r>
+      <w:bookmarkEnd w:id="0"/>
+    </w:p>
+    <w:p>
+      <w:pPr>
+        <w:pStyle w:val="ListParagraph"/>
+        <w:numPr>
+          <w:ilvl w:val="0"/>
+          <w:numId w:val="17"/>
+        </w:numPr>
+        <w:rPr>
+          <w:lang w:val="en-ZA"/>
+        </w:rPr>
+      </w:pPr>
+      <w:r>
+        <w:rPr>
+          <w:lang w:val="en-ZA"/>
+        </w:rPr>
+        <w:t xml:space="preserve">TIVIDY needs to produce views over a running workflow, such as progress, overdue work and audit summaries, and every organisation wants different ones. Each report </w:t>
+      </w:r>
+      <w:proofErr w:type="gramStart"/>
+      <w:r>
+        <w:rPr>
+          <w:lang w:val="en-ZA"/>
+        </w:rPr>
+        <w:t>has to</w:t>
+      </w:r>
+      <w:proofErr w:type="gramEnd"/>
+      <w:r>
+        <w:rPr>
+          <w:lang w:val="en-ZA"/>
+        </w:rPr>
+        <w:t xml:space="preserve"> walk the whole tree of stages and work items and do something different for each kind. If every report were an operation on </w:t>
+      </w:r>
+      <w:proofErr w:type="spellStart"/>
+      <w:r>
+        <w:rPr>
+          <w:lang w:val="en-ZA"/>
+        </w:rPr>
+        <w:t>WorkFlowComponent</w:t>
+      </w:r>
+      <w:proofErr w:type="spellEnd"/>
+      <w:r>
+        <w:rPr>
+          <w:lang w:val="en-ZA"/>
+        </w:rPr>
+        <w:t xml:space="preserve">, </w:t>
+      </w:r>
+      <w:proofErr w:type="spellStart"/>
+      <w:r>
+        <w:rPr>
+          <w:lang w:val="en-ZA"/>
+        </w:rPr>
+        <w:t>WorkItem</w:t>
+      </w:r>
+      <w:proofErr w:type="spellEnd"/>
+      <w:r>
+        <w:rPr>
+          <w:lang w:val="en-ZA"/>
+        </w:rPr>
+        <w:t xml:space="preserve"> and Stage, the core model would have to be edited each time a new report is needed, and reporting code would sit inside the classes that run the workflow.</w:t>
+      </w:r>
+    </w:p>
+    <w:p>
+      <w:pPr>
+        <w:pStyle w:val="Heading2"/>
+        <w:rPr>
+          <w:lang w:val="en-ZA"/>
+        </w:rPr>
+      </w:pPr>
+      <w:bookmarkStart w:id="1" w:name="participants"/>
+      <w:r>
+        <w:rPr>
+          <w:lang w:val="en-ZA"/>
+        </w:rPr>
+        <w:t>Participants:</w:t>
+      </w:r>
+      <w:bookmarkEnd w:id="1"/>
+    </w:p>
+    <w:p>
+      <w:pPr>
+        <w:numPr>
+          <w:ilvl w:val="0"/>
+          <w:numId w:val="12"/>
+        </w:numPr>
+        <w:rPr>
+          <w:lang w:val="en-ZA"/>
+        </w:rPr>
+      </w:pPr>
+      <w:r>
+        <w:rPr>
+          <w:lang w:val="en-ZA"/>
+        </w:rPr>
+        <w:t xml:space="preserve">Visitor: </w:t>
+      </w:r>
+      <w:proofErr w:type="spellStart"/>
+      <w:r>
+        <w:rPr>
+          <w:lang w:val="en-ZA"/>
+        </w:rPr>
+        <w:t>WorkflowVisitor</w:t>
+      </w:r>
+      <w:proofErr w:type="spellEnd"/>
+      <w:r>
+        <w:rPr>
+          <w:lang w:val="en-ZA"/>
+        </w:rPr>
+        <w:t xml:space="preserve"> (Interface) – declares </w:t>
+      </w:r>
+      <w:proofErr w:type="spellStart"/>
+      <w:r>
+        <w:rPr>
+          <w:lang w:val="en-ZA"/>
+        </w:rPr>
+        <w:t>visitWorkItem</w:t>
+      </w:r>
+      <w:proofErr w:type="spellEnd"/>
+      <w:r>
+        <w:rPr>
+          <w:lang w:val="en-ZA"/>
+        </w:rPr>
+        <w:t>(</w:t>
+      </w:r>
+      <w:proofErr w:type="spellStart"/>
+      <w:r>
+        <w:rPr>
+          <w:lang w:val="en-ZA"/>
+        </w:rPr>
+        <w:t>WorkItem</w:t>
+      </w:r>
+      <w:proofErr w:type="spellEnd"/>
+      <w:r>
+        <w:rPr>
+          <w:lang w:val="en-ZA"/>
+        </w:rPr>
+        <w:t xml:space="preserve">) and </w:t>
+      </w:r>
+      <w:proofErr w:type="spellStart"/>
+      <w:r>
+        <w:rPr>
+          <w:lang w:val="en-ZA"/>
+        </w:rPr>
+        <w:t>visitStage</w:t>
+      </w:r>
+      <w:proofErr w:type="spellEnd"/>
+      <w:r>
+        <w:rPr>
+          <w:lang w:val="en-ZA"/>
+        </w:rPr>
+        <w:t>(Stage).</w:t>
+      </w:r>
+    </w:p>
+    <w:p>
+      <w:pPr>
+        <w:numPr>
+          <w:ilvl w:val="0"/>
+          <w:numId w:val="12"/>
+        </w:numPr>
+        <w:rPr>
+          <w:lang w:val="en-ZA"/>
+        </w:rPr>
+      </w:pPr>
+      <w:proofErr w:type="spellStart"/>
+      <w:r>
+        <w:rPr>
+          <w:lang w:val="en-ZA"/>
+        </w:rPr>
+        <w:t>ConcreteVisitor</w:t>
+      </w:r>
+      <w:proofErr w:type="spellEnd"/>
+      <w:r>
+        <w:rPr>
+          <w:lang w:val="en-ZA"/>
+        </w:rPr>
+        <w:t xml:space="preserve">: </w:t>
+      </w:r>
+      <w:proofErr w:type="spellStart"/>
+      <w:r>
+        <w:rPr>
+          <w:lang w:val="en-ZA"/>
+        </w:rPr>
+        <w:t>ProgressReportVisitor</w:t>
+      </w:r>
+      <w:proofErr w:type="spellEnd"/>
+      <w:r>
+        <w:rPr>
+          <w:lang w:val="en-ZA"/>
+        </w:rPr>
+        <w:t xml:space="preserve">, </w:t>
+      </w:r>
+      <w:proofErr w:type="spellStart"/>
+      <w:r>
+        <w:rPr>
+          <w:lang w:val="en-ZA"/>
+        </w:rPr>
+        <w:t>OverdueWorkVisitor</w:t>
+      </w:r>
+      <w:proofErr w:type="spellEnd"/>
+      <w:r>
+        <w:rPr>
+          <w:lang w:val="en-ZA"/>
+        </w:rPr>
+        <w:t xml:space="preserve">, </w:t>
+      </w:r>
+      <w:proofErr w:type="spellStart"/>
+      <w:r>
+        <w:rPr>
+          <w:lang w:val="en-ZA"/>
+        </w:rPr>
+        <w:t>AuditReportVisitor</w:t>
+      </w:r>
+      <w:proofErr w:type="spellEnd"/>
+    </w:p>
+    <w:p>
+      <w:pPr>
+        <w:numPr>
+          <w:ilvl w:val="0"/>
+          <w:numId w:val="12"/>
+        </w:numPr>
+        <w:rPr>
+          <w:lang w:val="en-ZA"/>
+        </w:rPr>
+      </w:pPr>
+      <w:r>
+        <w:rPr>
+          <w:lang w:val="en-ZA"/>
+        </w:rPr>
+        <w:lastRenderedPageBreak/>
+        <w:t xml:space="preserve">Element: </w:t>
+      </w:r>
+      <w:proofErr w:type="spellStart"/>
+      <w:r>
+        <w:rPr>
+          <w:lang w:val="en-ZA"/>
+        </w:rPr>
+        <w:t>WorkFlowComponent</w:t>
+      </w:r>
+      <w:proofErr w:type="spellEnd"/>
+      <w:r>
+        <w:rPr>
+          <w:lang w:val="en-ZA"/>
+        </w:rPr>
+        <w:t xml:space="preserve"> – declares accept(</w:t>
+      </w:r>
+      <w:proofErr w:type="spellStart"/>
+      <w:r>
+        <w:rPr>
+          <w:lang w:val="en-ZA"/>
+        </w:rPr>
+        <w:t>WorkflowVisitor</w:t>
+      </w:r>
+      <w:proofErr w:type="spellEnd"/>
+      <w:r>
+        <w:rPr>
+          <w:lang w:val="en-ZA"/>
+        </w:rPr>
+        <w:t>).</w:t>
+      </w:r>
+    </w:p>
+    <w:p>
+      <w:pPr>
+        <w:numPr>
+          <w:ilvl w:val="0"/>
+          <w:numId w:val="12"/>
+        </w:numPr>
+        <w:rPr>
+          <w:lang w:val="en-ZA"/>
+        </w:rPr>
+      </w:pPr>
+      <w:proofErr w:type="spellStart"/>
+      <w:r>
+        <w:rPr>
+          <w:lang w:val="en-ZA"/>
+        </w:rPr>
+        <w:t>ConcreteElement</w:t>
+      </w:r>
+      <w:proofErr w:type="spellEnd"/>
+      <w:r>
+        <w:rPr>
+          <w:lang w:val="en-ZA"/>
+        </w:rPr>
+        <w:t xml:space="preserve">: </w:t>
+      </w:r>
+      <w:proofErr w:type="spellStart"/>
+      <w:r>
+        <w:rPr>
+          <w:lang w:val="en-ZA"/>
+        </w:rPr>
+        <w:t>WorkItem</w:t>
+      </w:r>
+      <w:proofErr w:type="spellEnd"/>
+      <w:r>
+        <w:rPr>
+          <w:lang w:val="en-ZA"/>
+        </w:rPr>
+        <w:t>, Stage</w:t>
+      </w:r>
+    </w:p>
+    <w:p>
+      <w:pPr>
+        <w:numPr>
+          <w:ilvl w:val="0"/>
+          <w:numId w:val="12"/>
+        </w:numPr>
+        <w:rPr>
+          <w:lang w:val="en-ZA"/>
+        </w:rPr>
+      </w:pPr>
+      <w:proofErr w:type="spellStart"/>
+      <w:r>
+        <w:rPr>
+          <w:lang w:val="en-ZA"/>
+        </w:rPr>
+        <w:t>ObjectStructure</w:t>
+      </w:r>
+      <w:proofErr w:type="spellEnd"/>
+      <w:r>
+        <w:rPr>
+          <w:lang w:val="en-ZA"/>
+        </w:rPr>
+        <w:t xml:space="preserve">: </w:t>
+      </w:r>
+      <w:proofErr w:type="spellStart"/>
+      <w:r>
+        <w:rPr>
+          <w:lang w:val="en-ZA"/>
+        </w:rPr>
+        <w:t>WorkflowInstance</w:t>
+      </w:r>
+      <w:proofErr w:type="spellEnd"/>
+      <w:r>
+        <w:rPr>
+          <w:lang w:val="en-ZA"/>
+        </w:rPr>
+        <w:t xml:space="preserve"> – owns the root of the work tree.</w:t>
+      </w:r>
+    </w:p>
+    <w:p>
+      <w:pPr>
+        <w:numPr>
+          <w:ilvl w:val="0"/>
+          <w:numId w:val="12"/>
+        </w:numPr>
+        <w:rPr>
+          <w:lang w:val="en-ZA"/>
+        </w:rPr>
+      </w:pPr>
+      <w:r>
+        <w:rPr>
+          <w:lang w:val="en-ZA"/>
+        </w:rPr>
+        <w:t xml:space="preserve">Client: </w:t>
+      </w:r>
+      <w:proofErr w:type="spellStart"/>
+      <w:r>
+        <w:rPr>
+          <w:lang w:val="en-ZA"/>
+        </w:rPr>
+        <w:t>MonitoringService</w:t>
+      </w:r>
+      <w:proofErr w:type="spellEnd"/>
+      <w:r>
+        <w:rPr>
+          <w:lang w:val="en-ZA"/>
+        </w:rPr>
+        <w:t xml:space="preserve"> – creates a visitor and hands it to a </w:t>
+      </w:r>
+      <w:proofErr w:type="spellStart"/>
+      <w:r>
+        <w:rPr>
+          <w:lang w:val="en-ZA"/>
+        </w:rPr>
+        <w:t>WorkflowInstance</w:t>
       </w:r>
       <w:proofErr w:type="spellEnd"/>
       <w:r>
@@ -2240,41 +3068,186 @@
     </w:p>
     <w:p>
       <w:pPr>
+        <w:rPr>
+          <w:lang w:val="en-ZA"/>
+        </w:rPr>
+      </w:pPr>
+      <w:r>
+        <w:rPr>
+          <w:lang w:val="en-ZA"/>
+        </w:rPr>
+        <w:t xml:space="preserve">The client passes a </w:t>
+      </w:r>
+      <w:proofErr w:type="spellStart"/>
+      <w:r>
+        <w:rPr>
+          <w:lang w:val="en-ZA"/>
+        </w:rPr>
+        <w:t>ConcreteVisitor</w:t>
+      </w:r>
+      <w:proofErr w:type="spellEnd"/>
+      <w:r>
+        <w:rPr>
+          <w:lang w:val="en-ZA"/>
+        </w:rPr>
+        <w:t xml:space="preserve"> to the </w:t>
+      </w:r>
+      <w:proofErr w:type="spellStart"/>
+      <w:r>
+        <w:rPr>
+          <w:lang w:val="en-ZA"/>
+        </w:rPr>
+        <w:t>WorkflowInstance</w:t>
+      </w:r>
+      <w:proofErr w:type="spellEnd"/>
+      <w:r>
+        <w:rPr>
+          <w:lang w:val="en-ZA"/>
+        </w:rPr>
+        <w:t xml:space="preserve">, which calls accept on its root </w:t>
+      </w:r>
+      <w:proofErr w:type="spellStart"/>
+      <w:r>
+        <w:rPr>
+          <w:lang w:val="en-ZA"/>
+        </w:rPr>
+        <w:t>WorkFlowComponent</w:t>
+      </w:r>
+      <w:proofErr w:type="spellEnd"/>
+      <w:r>
+        <w:rPr>
+          <w:lang w:val="en-ZA"/>
+        </w:rPr>
+        <w:t xml:space="preserve">. A </w:t>
+      </w:r>
+      <w:proofErr w:type="spellStart"/>
+      <w:r>
+        <w:rPr>
+          <w:lang w:val="en-ZA"/>
+        </w:rPr>
+        <w:t>WorkItem</w:t>
+      </w:r>
+      <w:proofErr w:type="spellEnd"/>
+      <w:r>
+        <w:rPr>
+          <w:lang w:val="en-ZA"/>
+        </w:rPr>
+        <w:t xml:space="preserve"> calls </w:t>
+      </w:r>
+      <w:proofErr w:type="spellStart"/>
+      <w:r>
+        <w:rPr>
+          <w:lang w:val="en-ZA"/>
+        </w:rPr>
+        <w:t>visitWorkItem</w:t>
+      </w:r>
+      <w:proofErr w:type="spellEnd"/>
+      <w:r>
+        <w:rPr>
+          <w:lang w:val="en-ZA"/>
+        </w:rPr>
+        <w:t xml:space="preserve">(this) on the visitor. A Stage calls </w:t>
+      </w:r>
+      <w:proofErr w:type="spellStart"/>
+      <w:r>
+        <w:rPr>
+          <w:lang w:val="en-ZA"/>
+        </w:rPr>
+        <w:t>visitStage</w:t>
+      </w:r>
+      <w:proofErr w:type="spellEnd"/>
+      <w:r>
+        <w:rPr>
+          <w:lang w:val="en-ZA"/>
+        </w:rPr>
+        <w:t xml:space="preserve">(this) and then passes the visitor to each of its children, so the whole tree is covered. A </w:t>
+      </w:r>
+      <w:proofErr w:type="spellStart"/>
+      <w:r>
+        <w:rPr>
+          <w:lang w:val="en-ZA"/>
+        </w:rPr>
+        <w:t>TaskDecorator</w:t>
+      </w:r>
+      <w:proofErr w:type="spellEnd"/>
+      <w:r>
+        <w:rPr>
+          <w:lang w:val="en-ZA"/>
+        </w:rPr>
+        <w:t xml:space="preserve"> forwards accept to the work item it wraps. The visitor collects what it needs as it goes, and the client reads the result from the visitor at the end.</w:t>
+      </w:r>
+    </w:p>
+    <w:p>
+      <w:pPr>
+        <w:rPr>
+          <w:lang w:val="en-ZA"/>
+        </w:rPr>
+      </w:pPr>
+      <w:r>
+        <w:rPr>
+          <w:rStyle w:val="Heading2Char"/>
+          <w:lang w:val="en-ZA"/>
+        </w:rPr>
+        <w:t>What varies</w:t>
+      </w:r>
+      <w:r>
+        <w:rPr>
+          <w:lang w:val="en-ZA"/>
+        </w:rPr>
+        <w:t xml:space="preserve"> </w:t>
+      </w:r>
+    </w:p>
+    <w:p>
+      <w:pPr>
         <w:pStyle w:val="ListParagraph"/>
         <w:numPr>
           <w:ilvl w:val="0"/>
-          <w:numId w:val="16"/>
-        </w:numPr>
-        <w:rPr>
-          <w:lang w:val="en-ZA"/>
-        </w:rPr>
-      </w:pPr>
-      <w:r>
-        <w:rPr>
-          <w:lang w:val="en-ZA"/>
-        </w:rPr>
-        <w:t xml:space="preserve">Adapter: </w:t>
-      </w:r>
-      <w:proofErr w:type="spellStart"/>
-      <w:r>
-        <w:rPr>
-          <w:lang w:val="en-ZA"/>
-        </w:rPr>
-        <w:t>PostalServiceConnector</w:t>
-      </w:r>
-      <w:proofErr w:type="spellEnd"/>
-      <w:r>
-        <w:rPr>
-          <w:lang w:val="en-ZA"/>
-        </w:rPr>
-        <w:t xml:space="preserve">, which inherits from Connector and holds a </w:t>
-      </w:r>
-      <w:proofErr w:type="spellStart"/>
-      <w:r>
-        <w:rPr>
-          <w:lang w:val="en-ZA"/>
-        </w:rPr>
-        <w:t>PostalServiceAPI</w:t>
+          <w:numId w:val="17"/>
+        </w:numPr>
+        <w:rPr>
+          <w:lang w:val="en-ZA"/>
+        </w:rPr>
+      </w:pPr>
+      <w:r>
+        <w:rPr>
+          <w:lang w:val="en-ZA"/>
+        </w:rPr>
+        <w:t xml:space="preserve">the set of reports, which is supplied per organisation and grows over time. The kinds of element do not vary: the engine only has work items and stages, whatever the scenario. A new report is one new </w:t>
+      </w:r>
+      <w:proofErr w:type="spellStart"/>
+      <w:r>
+        <w:rPr>
+          <w:lang w:val="en-ZA"/>
+        </w:rPr>
+        <w:t>ConcreteVisitor</w:t>
+      </w:r>
+      <w:proofErr w:type="spellEnd"/>
+      <w:r>
+        <w:rPr>
+          <w:lang w:val="en-ZA"/>
+        </w:rPr>
+        <w:t xml:space="preserve"> with no changes to </w:t>
+      </w:r>
+      <w:proofErr w:type="spellStart"/>
+      <w:r>
+        <w:rPr>
+          <w:lang w:val="en-ZA"/>
+        </w:rPr>
+        <w:t>WorkItem</w:t>
+      </w:r>
+      <w:proofErr w:type="spellEnd"/>
+      <w:r>
+        <w:rPr>
+          <w:lang w:val="en-ZA"/>
+        </w:rPr>
+        <w:t xml:space="preserve">, Stage or </w:t>
+      </w:r>
+      <w:proofErr w:type="spellStart"/>
+      <w:r>
+        <w:rPr>
+          <w:lang w:val="en-ZA"/>
+        </w:rPr>
+        <w:t>WorkflowInstance</w:t>
       </w:r>
       <w:proofErr w:type="spellEnd"/>
       <w:r>
@@ -2286,16 +3259,466 @@
     </w:p>
     <w:p>
       <w:pPr>
+        <w:rPr>
+          <w:lang w:val="en-ZA"/>
+        </w:rPr>
+      </w:pPr>
+      <w:r>
+        <w:rPr>
+          <w:rStyle w:val="Heading2Char"/>
+          <w:lang w:val="en-ZA"/>
+        </w:rPr>
+        <w:t xml:space="preserve">Why </w:t>
+      </w:r>
+      <w:r>
+        <w:rPr>
+          <w:rStyle w:val="Heading2Char"/>
+          <w:lang w:val="en-ZA"/>
+        </w:rPr>
+        <w:t>Visitor fits</w:t>
+      </w:r>
+      <w:r>
+        <w:rPr>
+          <w:lang w:val="en-ZA"/>
+        </w:rPr>
+        <w:t xml:space="preserve"> </w:t>
+      </w:r>
+    </w:p>
+    <w:p>
+      <w:pPr>
+        <w:pStyle w:val="ListParagraph"/>
+        <w:numPr>
+          <w:ilvl w:val="0"/>
+          <w:numId w:val="17"/>
+        </w:numPr>
+        <w:rPr>
+          <w:lang w:val="en-ZA"/>
+        </w:rPr>
+      </w:pPr>
+      <w:r>
+        <w:rPr>
+          <w:lang w:val="en-ZA"/>
+        </w:rPr>
+        <w:t>because the element classes are few and stable while the operations over them keep changing, which is the case the pattern is meant for. It also removes the need for type checks, since each element calls the visit operation for its own type. It keeps monitoring and reporting out of the core model, as the spec asks.</w:t>
+      </w:r>
+    </w:p>
+    <w:p>
+      <w:pPr>
+        <w:pStyle w:val="Heading1"/>
+        <w:rPr>
+          <w:lang w:val="en-ZA"/>
+        </w:rPr>
+      </w:pPr>
+      <w:bookmarkStart w:id="2" w:name="proxy-access-control"/>
+      <w:r>
+        <w:rPr>
+          <w:lang w:val="en-ZA"/>
+        </w:rPr>
+        <w:t>Proxy – Access Control</w:t>
+      </w:r>
+      <w:bookmarkEnd w:id="2"/>
+    </w:p>
+    <w:p>
+      <w:pPr>
+        <w:pStyle w:val="ListParagraph"/>
+        <w:numPr>
+          <w:ilvl w:val="0"/>
+          <w:numId w:val="17"/>
+        </w:numPr>
+        <w:rPr>
+          <w:lang w:val="en-ZA"/>
+        </w:rPr>
+      </w:pPr>
+      <w:r>
+        <w:rPr>
+          <w:lang w:val="en-ZA"/>
+        </w:rPr>
+        <w:t xml:space="preserve">Only some participants may see or perform certain operations on work, for example only one role may cancel a work item. This check must happen before the operation reaches the work item, but it should not be written inside </w:t>
+      </w:r>
+      <w:proofErr w:type="spellStart"/>
+      <w:r>
+        <w:rPr>
+          <w:lang w:val="en-ZA"/>
+        </w:rPr>
+        <w:t>WorkItem</w:t>
+      </w:r>
+      <w:proofErr w:type="spellEnd"/>
+      <w:r>
+        <w:rPr>
+          <w:lang w:val="en-ZA"/>
+        </w:rPr>
+        <w:t xml:space="preserve"> or repeated in every part of the engine that touches one. Who is allowed to do what also differs for every organisation.</w:t>
+      </w:r>
+    </w:p>
+    <w:p>
+      <w:pPr>
         <w:pStyle w:val="Heading2"/>
         <w:rPr>
           <w:lang w:val="en-ZA"/>
         </w:rPr>
       </w:pPr>
-      <w:r>
-        <w:rPr>
-          <w:lang w:val="en-ZA"/>
-        </w:rPr>
-        <w:t>Collaboration</w:t>
+      <w:bookmarkStart w:id="3" w:name="participants-1"/>
+      <w:r>
+        <w:rPr>
+          <w:lang w:val="en-ZA"/>
+        </w:rPr>
+        <w:t>Participants:</w:t>
+      </w:r>
+      <w:bookmarkEnd w:id="3"/>
+    </w:p>
+    <w:p>
+      <w:pPr>
+        <w:numPr>
+          <w:ilvl w:val="0"/>
+          <w:numId w:val="12"/>
+        </w:numPr>
+        <w:rPr>
+          <w:lang w:val="en-ZA"/>
+        </w:rPr>
+      </w:pPr>
+      <w:r>
+        <w:rPr>
+          <w:lang w:val="en-ZA"/>
+        </w:rPr>
+        <w:t xml:space="preserve">Subject: </w:t>
+      </w:r>
+      <w:proofErr w:type="spellStart"/>
+      <w:r>
+        <w:rPr>
+          <w:lang w:val="en-ZA"/>
+        </w:rPr>
+        <w:t>WorkFlowComponent</w:t>
+      </w:r>
+      <w:proofErr w:type="spellEnd"/>
+      <w:r>
+        <w:rPr>
+          <w:lang w:val="en-ZA"/>
+        </w:rPr>
+        <w:t xml:space="preserve"> – the interface the engine already uses for work.</w:t>
+      </w:r>
+    </w:p>
+    <w:p>
+      <w:pPr>
+        <w:numPr>
+          <w:ilvl w:val="0"/>
+          <w:numId w:val="12"/>
+        </w:numPr>
+        <w:rPr>
+          <w:lang w:val="en-ZA"/>
+        </w:rPr>
+      </w:pPr>
+      <w:proofErr w:type="spellStart"/>
+      <w:r>
+        <w:rPr>
+          <w:lang w:val="en-ZA"/>
+        </w:rPr>
+        <w:t>RealSubject</w:t>
+      </w:r>
+      <w:proofErr w:type="spellEnd"/>
+      <w:r>
+        <w:rPr>
+          <w:lang w:val="en-ZA"/>
+        </w:rPr>
+        <w:t xml:space="preserve">: </w:t>
+      </w:r>
+      <w:proofErr w:type="spellStart"/>
+      <w:r>
+        <w:rPr>
+          <w:lang w:val="en-ZA"/>
+        </w:rPr>
+        <w:t>WorkItem</w:t>
+      </w:r>
+      <w:proofErr w:type="spellEnd"/>
+      <w:r>
+        <w:rPr>
+          <w:lang w:val="en-ZA"/>
+        </w:rPr>
+        <w:t>, Stage</w:t>
+      </w:r>
+    </w:p>
+    <w:p>
+      <w:pPr>
+        <w:numPr>
+          <w:ilvl w:val="0"/>
+          <w:numId w:val="12"/>
+        </w:numPr>
+        <w:rPr>
+          <w:lang w:val="en-ZA"/>
+        </w:rPr>
+      </w:pPr>
+      <w:r>
+        <w:rPr>
+          <w:lang w:val="en-ZA"/>
+        </w:rPr>
+        <w:t xml:space="preserve">Proxy: </w:t>
+      </w:r>
+      <w:proofErr w:type="spellStart"/>
+      <w:r>
+        <w:rPr>
+          <w:lang w:val="en-ZA"/>
+        </w:rPr>
+        <w:t>AccessControlProxy</w:t>
+      </w:r>
+      <w:proofErr w:type="spellEnd"/>
+      <w:r>
+        <w:rPr>
+          <w:lang w:val="en-ZA"/>
+        </w:rPr>
+        <w:t xml:space="preserve"> – holds a </w:t>
+      </w:r>
+      <w:proofErr w:type="spellStart"/>
+      <w:r>
+        <w:rPr>
+          <w:lang w:val="en-ZA"/>
+        </w:rPr>
+        <w:t>WorkFlowComponent</w:t>
+      </w:r>
+      <w:proofErr w:type="spellEnd"/>
+      <w:r>
+        <w:rPr>
+          <w:lang w:val="en-ZA"/>
+        </w:rPr>
+        <w:t xml:space="preserve"> and an </w:t>
+      </w:r>
+      <w:proofErr w:type="spellStart"/>
+      <w:r>
+        <w:rPr>
+          <w:lang w:val="en-ZA"/>
+        </w:rPr>
+        <w:t>AccessPolicy</w:t>
+      </w:r>
+      <w:proofErr w:type="spellEnd"/>
+      <w:r>
+        <w:rPr>
+          <w:lang w:val="en-ZA"/>
+        </w:rPr>
+        <w:t>.</w:t>
+      </w:r>
+    </w:p>
+    <w:p>
+      <w:pPr>
+        <w:numPr>
+          <w:ilvl w:val="0"/>
+          <w:numId w:val="12"/>
+        </w:numPr>
+        <w:rPr>
+          <w:lang w:val="en-ZA"/>
+        </w:rPr>
+      </w:pPr>
+      <w:r>
+        <w:rPr>
+          <w:lang w:val="en-ZA"/>
+        </w:rPr>
+        <w:lastRenderedPageBreak/>
+        <w:t>Client: Command objects (</w:t>
+      </w:r>
+      <w:proofErr w:type="spellStart"/>
+      <w:r>
+        <w:rPr>
+          <w:lang w:val="en-ZA"/>
+        </w:rPr>
+        <w:t>AssignCommand</w:t>
+      </w:r>
+      <w:proofErr w:type="spellEnd"/>
+      <w:r>
+        <w:rPr>
+          <w:lang w:val="en-ZA"/>
+        </w:rPr>
+        <w:t xml:space="preserve">, </w:t>
+      </w:r>
+      <w:proofErr w:type="spellStart"/>
+      <w:r>
+        <w:rPr>
+          <w:lang w:val="en-ZA"/>
+        </w:rPr>
+        <w:t>StartCommand</w:t>
+      </w:r>
+      <w:proofErr w:type="spellEnd"/>
+      <w:r>
+        <w:rPr>
+          <w:lang w:val="en-ZA"/>
+        </w:rPr>
+        <w:t xml:space="preserve">, </w:t>
+      </w:r>
+      <w:proofErr w:type="spellStart"/>
+      <w:r>
+        <w:rPr>
+          <w:lang w:val="en-ZA"/>
+        </w:rPr>
+        <w:t>CompleteCommand</w:t>
+      </w:r>
+      <w:proofErr w:type="spellEnd"/>
+      <w:r>
+        <w:rPr>
+          <w:lang w:val="en-ZA"/>
+        </w:rPr>
+        <w:t xml:space="preserve">, </w:t>
+      </w:r>
+      <w:proofErr w:type="spellStart"/>
+      <w:r>
+        <w:rPr>
+          <w:lang w:val="en-ZA"/>
+        </w:rPr>
+        <w:t>RejectCommand</w:t>
+      </w:r>
+      <w:proofErr w:type="spellEnd"/>
+      <w:r>
+        <w:rPr>
+          <w:lang w:val="en-ZA"/>
+        </w:rPr>
+        <w:t xml:space="preserve">, </w:t>
+      </w:r>
+      <w:proofErr w:type="spellStart"/>
+      <w:r>
+        <w:rPr>
+          <w:lang w:val="en-ZA"/>
+        </w:rPr>
+        <w:t>CancelCommand</w:t>
+      </w:r>
+      <w:proofErr w:type="spellEnd"/>
+      <w:r>
+        <w:rPr>
+          <w:lang w:val="en-ZA"/>
+        </w:rPr>
+        <w:t xml:space="preserve">) – call the work through </w:t>
+      </w:r>
+      <w:proofErr w:type="spellStart"/>
+      <w:r>
+        <w:rPr>
+          <w:lang w:val="en-ZA"/>
+        </w:rPr>
+        <w:t>WorkFlowComponent</w:t>
+      </w:r>
+      <w:proofErr w:type="spellEnd"/>
+      <w:r>
+        <w:rPr>
+          <w:lang w:val="en-ZA"/>
+        </w:rPr>
+        <w:t>.</w:t>
+      </w:r>
+    </w:p>
+    <w:p>
+      <w:pPr>
+        <w:rPr>
+          <w:lang w:val="en-ZA"/>
+        </w:rPr>
+      </w:pPr>
+      <w:proofErr w:type="spellStart"/>
+      <w:r>
+        <w:rPr>
+          <w:lang w:val="en-ZA"/>
+        </w:rPr>
+        <w:t>AccessPolicy</w:t>
+      </w:r>
+      <w:proofErr w:type="spellEnd"/>
+      <w:r>
+        <w:rPr>
+          <w:lang w:val="en-ZA"/>
+        </w:rPr>
+        <w:t xml:space="preserve"> (Interface) is a helper that answers whether a Participant, through its Roles, may perform a given operation. It is supplied by the </w:t>
+      </w:r>
+      <w:proofErr w:type="spellStart"/>
+      <w:r>
+        <w:rPr>
+          <w:lang w:val="en-ZA"/>
+        </w:rPr>
+        <w:t>WorkflowDefinition</w:t>
+      </w:r>
+      <w:proofErr w:type="spellEnd"/>
+      <w:r>
+        <w:rPr>
+          <w:lang w:val="en-ZA"/>
+        </w:rPr>
+        <w:t>.</w:t>
+      </w:r>
+    </w:p>
+    <w:p>
+      <w:pPr>
+        <w:rPr>
+          <w:lang w:val="en-ZA"/>
+        </w:rPr>
+      </w:pPr>
+      <w:r>
+        <w:rPr>
+          <w:lang w:val="en-ZA"/>
+        </w:rPr>
+        <w:t xml:space="preserve">The client calls an operation on what it believes is a </w:t>
+      </w:r>
+      <w:proofErr w:type="spellStart"/>
+      <w:r>
+        <w:rPr>
+          <w:lang w:val="en-ZA"/>
+        </w:rPr>
+        <w:t>WorkFlowComponent</w:t>
+      </w:r>
+      <w:proofErr w:type="spellEnd"/>
+      <w:r>
+        <w:rPr>
+          <w:lang w:val="en-ZA"/>
+        </w:rPr>
+        <w:t xml:space="preserve">. The </w:t>
+      </w:r>
+      <w:proofErr w:type="spellStart"/>
+      <w:r>
+        <w:rPr>
+          <w:lang w:val="en-ZA"/>
+        </w:rPr>
+        <w:t>AccessControlProxy</w:t>
+      </w:r>
+      <w:proofErr w:type="spellEnd"/>
+      <w:r>
+        <w:rPr>
+          <w:lang w:val="en-ZA"/>
+        </w:rPr>
+        <w:t xml:space="preserve"> asks its </w:t>
+      </w:r>
+      <w:proofErr w:type="spellStart"/>
+      <w:r>
+        <w:rPr>
+          <w:lang w:val="en-ZA"/>
+        </w:rPr>
+        <w:t>AccessPolicy</w:t>
+      </w:r>
+      <w:proofErr w:type="spellEnd"/>
+      <w:r>
+        <w:rPr>
+          <w:lang w:val="en-ZA"/>
+        </w:rPr>
+        <w:t xml:space="preserve"> whether the requesting Participant is allowed to perform that operation. If yes, the proxy forwards the call to the real </w:t>
+      </w:r>
+      <w:proofErr w:type="spellStart"/>
+      <w:r>
+        <w:rPr>
+          <w:lang w:val="en-ZA"/>
+        </w:rPr>
+        <w:t>WorkItem</w:t>
+      </w:r>
+      <w:proofErr w:type="spellEnd"/>
+      <w:r>
+        <w:rPr>
+          <w:lang w:val="en-ZA"/>
+        </w:rPr>
+        <w:t xml:space="preserve"> or Stage and returns the result. If no, the call is refused and the real object is never reached. The client cannot tell whether it holds a proxy or the real object.</w:t>
+      </w:r>
+    </w:p>
+    <w:p>
+      <w:pPr>
+        <w:rPr>
+          <w:lang w:val="en-ZA"/>
+        </w:rPr>
+      </w:pPr>
+      <w:r>
+        <w:rPr>
+          <w:rStyle w:val="Heading2Char"/>
+          <w:lang w:val="en-ZA"/>
+        </w:rPr>
+        <w:t>What varies</w:t>
+      </w:r>
+      <w:r>
+        <w:rPr>
+          <w:lang w:val="en-ZA"/>
+        </w:rPr>
+        <w:t xml:space="preserve"> </w:t>
       </w:r>
     </w:p>
     <w:p>
@@ -2313,49 +3736,34 @@
         <w:rPr>
           <w:lang w:val="en-ZA"/>
         </w:rPr>
-        <w:t xml:space="preserve">The client calls an operation on Connector. The adapter translates the request into the </w:t>
-      </w:r>
-      <w:proofErr w:type="spellStart"/>
-      <w:r>
-        <w:rPr>
-          <w:lang w:val="en-ZA"/>
-        </w:rPr>
-        <w:t>adaptee's</w:t>
-      </w:r>
-      <w:proofErr w:type="spellEnd"/>
-      <w:r>
-        <w:rPr>
-          <w:lang w:val="en-ZA"/>
-        </w:rPr>
-        <w:t xml:space="preserve"> operations and data format, calls the </w:t>
-      </w:r>
-      <w:proofErr w:type="spellStart"/>
-      <w:r>
-        <w:rPr>
-          <w:lang w:val="en-ZA"/>
-        </w:rPr>
-        <w:t>adaptee</w:t>
-      </w:r>
-      <w:proofErr w:type="spellEnd"/>
-      <w:r>
-        <w:rPr>
-          <w:lang w:val="en-ZA"/>
-        </w:rPr>
-        <w:t>, translates the response back, and returns it. The client never knows which external system handled the call.</w:t>
-      </w:r>
-    </w:p>
-    <w:p>
-      <w:pPr>
-        <w:pStyle w:val="Heading2"/>
-        <w:rPr>
-          <w:lang w:val="en-ZA"/>
-        </w:rPr>
-      </w:pPr>
-      <w:r>
-        <w:rPr>
-          <w:lang w:val="en-ZA"/>
-        </w:rPr>
-        <w:t>What varies</w:t>
+        <w:t>is the access policy: which roles may perform which operations, supplied per organisation. The work classes, the commands and the proxy itself do not change. Protected and unprotected work can be mixed in the same workflow.</w:t>
+      </w:r>
+    </w:p>
+    <w:p>
+      <w:pPr>
+        <w:rPr>
+          <w:lang w:val="en-ZA"/>
+        </w:rPr>
+      </w:pPr>
+      <w:r>
+        <w:rPr>
+          <w:rStyle w:val="Heading2Char"/>
+          <w:lang w:val="en-ZA"/>
+        </w:rPr>
+        <w:t xml:space="preserve">Why </w:t>
+      </w:r>
+      <w:r>
+        <w:rPr>
+          <w:rStyle w:val="Heading2Char"/>
+          <w:lang w:val="en-ZA"/>
+        </w:rPr>
+        <w:t>Proxy fits</w:t>
+      </w:r>
+      <w:r>
+        <w:rPr>
+          <w:lang w:val="en-ZA"/>
+        </w:rPr>
+        <w:t xml:space="preserve"> </w:t>
       </w:r>
     </w:p>
     <w:p>
@@ -2373,1256 +3781,20 @@
         <w:rPr>
           <w:lang w:val="en-ZA"/>
         </w:rPr>
-        <w:t xml:space="preserve">The set of external systems and their interfaces </w:t>
-      </w:r>
-      <w:proofErr w:type="gramStart"/>
-      <w:r>
-        <w:rPr>
-          <w:lang w:val="en-ZA"/>
-        </w:rPr>
-        <w:t>varies</w:t>
-      </w:r>
-      <w:proofErr w:type="gramEnd"/>
-      <w:r>
-        <w:rPr>
-          <w:lang w:val="en-ZA"/>
-        </w:rPr>
-        <w:t xml:space="preserve"> between organisations and over time. The Connector interface and the engine code that calls it do not. A new integration is one new adapter class with no changes to the engine, and a vendor API change is confined to that vendor's adapter.</w:t>
-      </w:r>
-    </w:p>
-    <w:p>
-      <w:pPr>
-        <w:pStyle w:val="Heading2"/>
-        <w:rPr>
-          <w:lang w:val="en-ZA"/>
-        </w:rPr>
-      </w:pPr>
-      <w:r>
-        <w:rPr>
-          <w:lang w:val="en-ZA"/>
-        </w:rPr>
-        <w:t>Why Adapter</w:t>
-      </w:r>
-    </w:p>
-    <w:p>
-      <w:pPr>
-        <w:pStyle w:val="ListParagraph"/>
-        <w:numPr>
-          <w:ilvl w:val="0"/>
-          <w:numId w:val="17"/>
-        </w:numPr>
-        <w:rPr>
-          <w:lang w:val="en-ZA"/>
-        </w:rPr>
-      </w:pPr>
-      <w:r>
-        <w:rPr>
-          <w:lang w:val="en-ZA"/>
-        </w:rPr>
-        <w:t xml:space="preserve">The mismatch is between an interface we own and existing interfaces we cannot change, which is the situation Adapter addresses. We use an object </w:t>
-      </w:r>
-      <w:proofErr w:type="gramStart"/>
-      <w:r>
-        <w:rPr>
-          <w:lang w:val="en-ZA"/>
-        </w:rPr>
-        <w:t>adapter</w:t>
-      </w:r>
-      <w:proofErr w:type="gramEnd"/>
-      <w:r>
-        <w:rPr>
-          <w:lang w:val="en-ZA"/>
-        </w:rPr>
-        <w:t xml:space="preserve"> so the adapter holds the </w:t>
-      </w:r>
-      <w:proofErr w:type="spellStart"/>
-      <w:r>
-        <w:rPr>
-          <w:lang w:val="en-ZA"/>
-        </w:rPr>
-        <w:t>adaptee</w:t>
-      </w:r>
-      <w:proofErr w:type="spellEnd"/>
-      <w:r>
-        <w:rPr>
-          <w:lang w:val="en-ZA"/>
-        </w:rPr>
-        <w:t xml:space="preserve"> rather than inheriting from it, which avoids multiple inheritance and makes ownership of the </w:t>
-      </w:r>
-      <w:proofErr w:type="spellStart"/>
-      <w:r>
-        <w:rPr>
-          <w:lang w:val="en-ZA"/>
-        </w:rPr>
-        <w:t>adaptee</w:t>
-      </w:r>
-      <w:proofErr w:type="spellEnd"/>
-      <w:r>
-        <w:rPr>
-          <w:lang w:val="en-ZA"/>
-        </w:rPr>
-        <w:t xml:space="preserve"> explicit.</w:t>
-      </w:r>
-    </w:p>
-    <w:p>
-      <w:pPr>
-        <w:pStyle w:val="ListParagraph"/>
-        <w:ind w:left="768"/>
-        <w:rPr>
-          <w:lang w:val="en-ZA"/>
-        </w:rPr>
-      </w:pPr>
-    </w:p>
-    <w:p>
-      <w:pPr>
-        <w:pStyle w:val="ListParagraph"/>
-        <w:ind w:left="768"/>
-        <w:rPr>
-          <w:lang w:val="en-ZA"/>
-        </w:rPr>
-      </w:pPr>
+        <w:t>because the problem is controlling access to an object without changing the object or its clients, which is a protection proxy. It differs from our Decorator: a decorator always passes the call on and adds behaviour around it, while the proxy decides whether the call happens at all.</w:t>
+      </w:r>
     </w:p>
     <w:p>
       <w:pPr>
         <w:pStyle w:val="Heading1"/>
         <w:rPr>
-          <w:lang w:val="en-ZA"/>
-        </w:rPr>
-      </w:pPr>
-      <w:r>
-        <w:rPr>
-          <w:lang w:val="en-ZA"/>
-        </w:rPr>
-        <w:lastRenderedPageBreak/>
-        <w:t>Visitor – Monitoring and Reporting</w:t>
-      </w:r>
-      <w:bookmarkEnd w:id="0"/>
-    </w:p>
-    <w:p>
-      <w:pPr>
-        <w:pStyle w:val="ListParagraph"/>
-        <w:numPr>
-          <w:ilvl w:val="0"/>
-          <w:numId w:val="17"/>
-        </w:numPr>
-        <w:rPr>
-          <w:lang w:val="en-ZA"/>
-        </w:rPr>
-      </w:pPr>
-      <w:r>
-        <w:rPr>
-          <w:lang w:val="en-ZA"/>
-        </w:rPr>
-        <w:t xml:space="preserve">TIVIDY needs to produce views over a running workflow, such as progress, overdue work and audit summaries, and every organisation wants different ones. Each report </w:t>
-      </w:r>
-      <w:proofErr w:type="gramStart"/>
-      <w:r>
-        <w:rPr>
-          <w:lang w:val="en-ZA"/>
-        </w:rPr>
-        <w:t>has to</w:t>
-      </w:r>
-      <w:proofErr w:type="gramEnd"/>
-      <w:r>
-        <w:rPr>
-          <w:lang w:val="en-ZA"/>
-        </w:rPr>
-        <w:t xml:space="preserve"> walk the whole tree of stages and work items and do something different for each kind. If every report were an operation on </w:t>
-      </w:r>
-      <w:proofErr w:type="spellStart"/>
-      <w:r>
-        <w:rPr>
-          <w:lang w:val="en-ZA"/>
-        </w:rPr>
-        <w:t>WorkFlowComponent</w:t>
-      </w:r>
-      <w:proofErr w:type="spellEnd"/>
-      <w:r>
-        <w:rPr>
-          <w:lang w:val="en-ZA"/>
-        </w:rPr>
-        <w:t xml:space="preserve">, </w:t>
-      </w:r>
-      <w:proofErr w:type="spellStart"/>
-      <w:r>
-        <w:rPr>
-          <w:lang w:val="en-ZA"/>
-        </w:rPr>
-        <w:t>WorkItem</w:t>
-      </w:r>
-      <w:proofErr w:type="spellEnd"/>
-      <w:r>
-        <w:rPr>
-          <w:lang w:val="en-ZA"/>
-        </w:rPr>
-        <w:t xml:space="preserve"> and Stage, the core model would have to be edited each time a new report is needed, and reporting code would sit inside the classes that run the workflow.</w:t>
-      </w:r>
-    </w:p>
-    <w:p>
-      <w:pPr>
-        <w:pStyle w:val="Heading2"/>
-        <w:rPr>
-          <w:lang w:val="en-ZA"/>
-        </w:rPr>
-      </w:pPr>
-      <w:bookmarkStart w:id="1" w:name="participants"/>
-      <w:r>
-        <w:rPr>
-          <w:lang w:val="en-ZA"/>
-        </w:rPr>
-        <w:t>Participants:</w:t>
-      </w:r>
-      <w:bookmarkEnd w:id="1"/>
-    </w:p>
-    <w:p>
-      <w:pPr>
-        <w:numPr>
-          <w:ilvl w:val="0"/>
-          <w:numId w:val="12"/>
-        </w:numPr>
-        <w:rPr>
-          <w:lang w:val="en-ZA"/>
-        </w:rPr>
-      </w:pPr>
-      <w:r>
-        <w:rPr>
-          <w:lang w:val="en-ZA"/>
-        </w:rPr>
-        <w:t xml:space="preserve">Visitor: </w:t>
-      </w:r>
-      <w:proofErr w:type="spellStart"/>
-      <w:r>
-        <w:rPr>
-          <w:lang w:val="en-ZA"/>
-        </w:rPr>
-        <w:t>WorkflowVisitor</w:t>
-      </w:r>
-      <w:proofErr w:type="spellEnd"/>
-      <w:r>
-        <w:rPr>
-          <w:lang w:val="en-ZA"/>
-        </w:rPr>
-        <w:t xml:space="preserve"> (Interface) – declares </w:t>
-      </w:r>
-      <w:proofErr w:type="spellStart"/>
-      <w:r>
-        <w:rPr>
-          <w:lang w:val="en-ZA"/>
-        </w:rPr>
-        <w:t>visitWorkItem</w:t>
-      </w:r>
-      <w:proofErr w:type="spellEnd"/>
-      <w:r>
-        <w:rPr>
-          <w:lang w:val="en-ZA"/>
-        </w:rPr>
-        <w:t>(</w:t>
-      </w:r>
-      <w:proofErr w:type="spellStart"/>
-      <w:r>
-        <w:rPr>
-          <w:lang w:val="en-ZA"/>
-        </w:rPr>
-        <w:t>WorkItem</w:t>
-      </w:r>
-      <w:proofErr w:type="spellEnd"/>
-      <w:r>
-        <w:rPr>
-          <w:lang w:val="en-ZA"/>
-        </w:rPr>
-        <w:t xml:space="preserve">) and </w:t>
-      </w:r>
-      <w:proofErr w:type="spellStart"/>
-      <w:r>
-        <w:rPr>
-          <w:lang w:val="en-ZA"/>
-        </w:rPr>
-        <w:t>visitStage</w:t>
-      </w:r>
-      <w:proofErr w:type="spellEnd"/>
-      <w:r>
-        <w:rPr>
-          <w:lang w:val="en-ZA"/>
-        </w:rPr>
-        <w:t>(Stage).</w:t>
-      </w:r>
-    </w:p>
-    <w:p>
-      <w:pPr>
-        <w:numPr>
-          <w:ilvl w:val="0"/>
-          <w:numId w:val="12"/>
-        </w:numPr>
-        <w:rPr>
-          <w:lang w:val="en-ZA"/>
-        </w:rPr>
-      </w:pPr>
-      <w:proofErr w:type="spellStart"/>
-      <w:r>
-        <w:rPr>
-          <w:lang w:val="en-ZA"/>
-        </w:rPr>
-        <w:t>ConcreteVisitor</w:t>
-      </w:r>
-      <w:proofErr w:type="spellEnd"/>
-      <w:r>
-        <w:rPr>
-          <w:lang w:val="en-ZA"/>
-        </w:rPr>
-        <w:t xml:space="preserve">: </w:t>
-      </w:r>
-      <w:proofErr w:type="spellStart"/>
-      <w:r>
-        <w:rPr>
-          <w:lang w:val="en-ZA"/>
-        </w:rPr>
-        <w:t>ProgressReportVisitor</w:t>
-      </w:r>
-      <w:proofErr w:type="spellEnd"/>
-      <w:r>
-        <w:rPr>
-          <w:lang w:val="en-ZA"/>
-        </w:rPr>
-        <w:t xml:space="preserve">, </w:t>
-      </w:r>
-      <w:proofErr w:type="spellStart"/>
-      <w:r>
-        <w:rPr>
-          <w:lang w:val="en-ZA"/>
-        </w:rPr>
-        <w:t>OverdueWorkVisitor</w:t>
-      </w:r>
-      <w:proofErr w:type="spellEnd"/>
-      <w:r>
-        <w:rPr>
-          <w:lang w:val="en-ZA"/>
-        </w:rPr>
-        <w:t xml:space="preserve">, </w:t>
-      </w:r>
-      <w:proofErr w:type="spellStart"/>
-      <w:r>
-        <w:rPr>
-          <w:lang w:val="en-ZA"/>
-        </w:rPr>
-        <w:t>AuditReportVisitor</w:t>
-      </w:r>
-      <w:proofErr w:type="spellEnd"/>
-    </w:p>
-    <w:p>
-      <w:pPr>
-        <w:numPr>
-          <w:ilvl w:val="0"/>
-          <w:numId w:val="12"/>
-        </w:numPr>
-        <w:rPr>
-          <w:lang w:val="en-ZA"/>
-        </w:rPr>
-      </w:pPr>
-      <w:r>
-        <w:rPr>
-          <w:lang w:val="en-ZA"/>
-        </w:rPr>
-        <w:t xml:space="preserve">Element: </w:t>
-      </w:r>
-      <w:proofErr w:type="spellStart"/>
-      <w:r>
-        <w:rPr>
-          <w:lang w:val="en-ZA"/>
-        </w:rPr>
-        <w:t>WorkFlowComponent</w:t>
-      </w:r>
-      <w:proofErr w:type="spellEnd"/>
-      <w:r>
-        <w:rPr>
-          <w:lang w:val="en-ZA"/>
-        </w:rPr>
-        <w:t xml:space="preserve"> – declares accept(</w:t>
-      </w:r>
-      <w:proofErr w:type="spellStart"/>
-      <w:r>
-        <w:rPr>
-          <w:lang w:val="en-ZA"/>
-        </w:rPr>
-        <w:t>WorkflowVisitor</w:t>
-      </w:r>
-      <w:proofErr w:type="spellEnd"/>
-      <w:r>
-        <w:rPr>
-          <w:lang w:val="en-ZA"/>
-        </w:rPr>
-        <w:t>).</w:t>
-      </w:r>
-    </w:p>
-    <w:p>
-      <w:pPr>
-        <w:numPr>
-          <w:ilvl w:val="0"/>
-          <w:numId w:val="12"/>
-        </w:numPr>
-        <w:rPr>
-          <w:lang w:val="en-ZA"/>
-        </w:rPr>
-      </w:pPr>
-      <w:proofErr w:type="spellStart"/>
-      <w:r>
-        <w:rPr>
-          <w:lang w:val="en-ZA"/>
-        </w:rPr>
-        <w:t>ConcreteElement</w:t>
-      </w:r>
-      <w:proofErr w:type="spellEnd"/>
-      <w:r>
-        <w:rPr>
-          <w:lang w:val="en-ZA"/>
-        </w:rPr>
-        <w:t xml:space="preserve">: </w:t>
-      </w:r>
-      <w:proofErr w:type="spellStart"/>
-      <w:r>
-        <w:rPr>
-          <w:lang w:val="en-ZA"/>
-        </w:rPr>
-        <w:t>WorkItem</w:t>
-      </w:r>
-      <w:proofErr w:type="spellEnd"/>
-      <w:r>
-        <w:rPr>
-          <w:lang w:val="en-ZA"/>
-        </w:rPr>
-        <w:t>, Stage</w:t>
-      </w:r>
-    </w:p>
-    <w:p>
-      <w:pPr>
-        <w:numPr>
-          <w:ilvl w:val="0"/>
-          <w:numId w:val="12"/>
-        </w:numPr>
-        <w:rPr>
-          <w:lang w:val="en-ZA"/>
-        </w:rPr>
-      </w:pPr>
-      <w:proofErr w:type="spellStart"/>
-      <w:r>
-        <w:rPr>
-          <w:lang w:val="en-ZA"/>
-        </w:rPr>
-        <w:t>ObjectStructure</w:t>
-      </w:r>
-      <w:proofErr w:type="spellEnd"/>
-      <w:r>
-        <w:rPr>
-          <w:lang w:val="en-ZA"/>
-        </w:rPr>
-        <w:t xml:space="preserve">: </w:t>
-      </w:r>
-      <w:proofErr w:type="spellStart"/>
-      <w:r>
-        <w:rPr>
-          <w:lang w:val="en-ZA"/>
-        </w:rPr>
-        <w:t>WorkflowInstance</w:t>
-      </w:r>
-      <w:proofErr w:type="spellEnd"/>
-      <w:r>
-        <w:rPr>
-          <w:lang w:val="en-ZA"/>
-        </w:rPr>
-        <w:t xml:space="preserve"> – owns the root of the work tree.</w:t>
-      </w:r>
-    </w:p>
-    <w:p>
-      <w:pPr>
-        <w:numPr>
-          <w:ilvl w:val="0"/>
-          <w:numId w:val="12"/>
-        </w:numPr>
-        <w:rPr>
-          <w:lang w:val="en-ZA"/>
-        </w:rPr>
-      </w:pPr>
-      <w:r>
-        <w:rPr>
-          <w:lang w:val="en-ZA"/>
-        </w:rPr>
-        <w:t xml:space="preserve">Client: </w:t>
-      </w:r>
-      <w:proofErr w:type="spellStart"/>
-      <w:r>
-        <w:rPr>
-          <w:lang w:val="en-ZA"/>
-        </w:rPr>
-        <w:t>MonitoringService</w:t>
-      </w:r>
-      <w:proofErr w:type="spellEnd"/>
-      <w:r>
-        <w:rPr>
-          <w:lang w:val="en-ZA"/>
-        </w:rPr>
-        <w:t xml:space="preserve"> – creates a visitor and hands it to a </w:t>
-      </w:r>
-      <w:proofErr w:type="spellStart"/>
-      <w:r>
-        <w:rPr>
-          <w:lang w:val="en-ZA"/>
-        </w:rPr>
-        <w:t>WorkflowInstance</w:t>
-      </w:r>
-      <w:proofErr w:type="spellEnd"/>
-      <w:r>
-        <w:rPr>
-          <w:lang w:val="en-ZA"/>
-        </w:rPr>
-        <w:t>.</w:t>
-      </w:r>
-    </w:p>
-    <w:p>
-      <w:pPr>
-        <w:rPr>
-          <w:lang w:val="en-ZA"/>
-        </w:rPr>
-      </w:pPr>
-      <w:r>
-        <w:rPr>
-          <w:lang w:val="en-ZA"/>
-        </w:rPr>
-        <w:t xml:space="preserve">The client passes a </w:t>
-      </w:r>
-      <w:proofErr w:type="spellStart"/>
-      <w:r>
-        <w:rPr>
-          <w:lang w:val="en-ZA"/>
-        </w:rPr>
-        <w:t>ConcreteVisitor</w:t>
-      </w:r>
-      <w:proofErr w:type="spellEnd"/>
-      <w:r>
-        <w:rPr>
-          <w:lang w:val="en-ZA"/>
-        </w:rPr>
-        <w:t xml:space="preserve"> to the </w:t>
-      </w:r>
-      <w:proofErr w:type="spellStart"/>
-      <w:r>
-        <w:rPr>
-          <w:lang w:val="en-ZA"/>
-        </w:rPr>
-        <w:t>WorkflowInstance</w:t>
-      </w:r>
-      <w:proofErr w:type="spellEnd"/>
-      <w:r>
-        <w:rPr>
-          <w:lang w:val="en-ZA"/>
-        </w:rPr>
-        <w:t xml:space="preserve">, which calls accept on its root </w:t>
-      </w:r>
-      <w:proofErr w:type="spellStart"/>
-      <w:r>
-        <w:rPr>
-          <w:lang w:val="en-ZA"/>
-        </w:rPr>
-        <w:t>WorkFlowComponent</w:t>
-      </w:r>
-      <w:proofErr w:type="spellEnd"/>
-      <w:r>
-        <w:rPr>
-          <w:lang w:val="en-ZA"/>
-        </w:rPr>
-        <w:t xml:space="preserve">. A </w:t>
-      </w:r>
-      <w:proofErr w:type="spellStart"/>
-      <w:r>
-        <w:rPr>
-          <w:lang w:val="en-ZA"/>
-        </w:rPr>
-        <w:t>WorkItem</w:t>
-      </w:r>
-      <w:proofErr w:type="spellEnd"/>
-      <w:r>
-        <w:rPr>
-          <w:lang w:val="en-ZA"/>
-        </w:rPr>
-        <w:t xml:space="preserve"> calls </w:t>
-      </w:r>
-      <w:proofErr w:type="spellStart"/>
-      <w:r>
-        <w:rPr>
-          <w:lang w:val="en-ZA"/>
-        </w:rPr>
-        <w:t>visitWorkItem</w:t>
-      </w:r>
-      <w:proofErr w:type="spellEnd"/>
-      <w:r>
-        <w:rPr>
-          <w:lang w:val="en-ZA"/>
-        </w:rPr>
-        <w:t xml:space="preserve">(this) on the visitor. A Stage calls </w:t>
-      </w:r>
-      <w:proofErr w:type="spellStart"/>
-      <w:r>
-        <w:rPr>
-          <w:lang w:val="en-ZA"/>
-        </w:rPr>
-        <w:t>visitStage</w:t>
-      </w:r>
-      <w:proofErr w:type="spellEnd"/>
-      <w:r>
-        <w:rPr>
-          <w:lang w:val="en-ZA"/>
-        </w:rPr>
-        <w:t xml:space="preserve">(this) and then passes the visitor to each of its children, so the whole tree is covered. A </w:t>
-      </w:r>
-      <w:proofErr w:type="spellStart"/>
-      <w:r>
-        <w:rPr>
-          <w:lang w:val="en-ZA"/>
-        </w:rPr>
-        <w:t>TaskDecorator</w:t>
-      </w:r>
-      <w:proofErr w:type="spellEnd"/>
-      <w:r>
-        <w:rPr>
-          <w:lang w:val="en-ZA"/>
-        </w:rPr>
-        <w:t xml:space="preserve"> forwards accept to the work item it wraps. The visitor collects what it needs as it goes, and the client reads the result from the visitor at the end.</w:t>
-      </w:r>
-    </w:p>
-    <w:p>
-      <w:pPr>
-        <w:rPr>
-          <w:lang w:val="en-ZA"/>
-        </w:rPr>
-      </w:pPr>
-      <w:r>
-        <w:rPr>
-          <w:rStyle w:val="Heading2Char"/>
-          <w:lang w:val="en-ZA"/>
-        </w:rPr>
-        <w:t>What varies</w:t>
-      </w:r>
-      <w:r>
-        <w:rPr>
-          <w:lang w:val="en-ZA"/>
-        </w:rPr>
-        <w:t xml:space="preserve"> </w:t>
-      </w:r>
-    </w:p>
-    <w:p>
-      <w:pPr>
-        <w:pStyle w:val="ListParagraph"/>
-        <w:numPr>
-          <w:ilvl w:val="0"/>
-          <w:numId w:val="17"/>
-        </w:numPr>
-        <w:rPr>
-          <w:lang w:val="en-ZA"/>
-        </w:rPr>
-      </w:pPr>
-      <w:r>
-        <w:rPr>
-          <w:lang w:val="en-ZA"/>
-        </w:rPr>
-        <w:t xml:space="preserve">the set of reports, which is supplied per organisation and grows over time. The kinds of element do not vary: the engine only has work items and stages, whatever the scenario. A new report is one new </w:t>
-      </w:r>
-      <w:proofErr w:type="spellStart"/>
-      <w:r>
-        <w:rPr>
-          <w:lang w:val="en-ZA"/>
-        </w:rPr>
-        <w:t>ConcreteVisitor</w:t>
-      </w:r>
-      <w:proofErr w:type="spellEnd"/>
-      <w:r>
-        <w:rPr>
-          <w:lang w:val="en-ZA"/>
-        </w:rPr>
-        <w:t xml:space="preserve"> with no changes to </w:t>
-      </w:r>
-      <w:proofErr w:type="spellStart"/>
-      <w:r>
-        <w:rPr>
-          <w:lang w:val="en-ZA"/>
-        </w:rPr>
-        <w:t>WorkItem</w:t>
-      </w:r>
-      <w:proofErr w:type="spellEnd"/>
-      <w:r>
-        <w:rPr>
-          <w:lang w:val="en-ZA"/>
-        </w:rPr>
-        <w:t xml:space="preserve">, Stage or </w:t>
-      </w:r>
-      <w:proofErr w:type="spellStart"/>
-      <w:r>
-        <w:rPr>
-          <w:lang w:val="en-ZA"/>
-        </w:rPr>
-        <w:t>WorkflowInstance</w:t>
-      </w:r>
-      <w:proofErr w:type="spellEnd"/>
-      <w:r>
-        <w:rPr>
-          <w:lang w:val="en-ZA"/>
-        </w:rPr>
-        <w:t>.</w:t>
-      </w:r>
-    </w:p>
-    <w:p>
-      <w:pPr>
-        <w:rPr>
-          <w:lang w:val="en-ZA"/>
-        </w:rPr>
-      </w:pPr>
-      <w:r>
-        <w:rPr>
-          <w:rStyle w:val="Heading2Char"/>
-          <w:lang w:val="en-ZA"/>
-        </w:rPr>
-        <w:t xml:space="preserve">Why </w:t>
-      </w:r>
-      <w:r>
-        <w:rPr>
-          <w:rStyle w:val="Heading2Char"/>
-          <w:lang w:val="en-ZA"/>
-        </w:rPr>
-        <w:t>Visitor fits</w:t>
-      </w:r>
-      <w:r>
-        <w:rPr>
-          <w:lang w:val="en-ZA"/>
-        </w:rPr>
-        <w:t xml:space="preserve"> </w:t>
-      </w:r>
-    </w:p>
-    <w:p>
-      <w:pPr>
-        <w:pStyle w:val="ListParagraph"/>
-        <w:numPr>
-          <w:ilvl w:val="0"/>
-          <w:numId w:val="17"/>
-        </w:numPr>
-        <w:rPr>
-          <w:lang w:val="en-ZA"/>
-        </w:rPr>
-      </w:pPr>
-      <w:r>
-        <w:rPr>
-          <w:lang w:val="en-ZA"/>
-        </w:rPr>
-        <w:t>because the element classes are few and stable while the operations over them keep changing, which is the case the pattern is meant for. It also removes the need for type checks, since each element calls the visit operation for its own type. It keeps monitoring and reporting out of the core model, as the spec asks.</w:t>
-      </w:r>
-    </w:p>
-    <w:p>
-      <w:pPr>
-        <w:pStyle w:val="Heading1"/>
-        <w:rPr>
-          <w:lang w:val="en-ZA"/>
-        </w:rPr>
-      </w:pPr>
-      <w:bookmarkStart w:id="2" w:name="proxy-access-control"/>
-      <w:r>
-        <w:rPr>
-          <w:lang w:val="en-ZA"/>
-        </w:rPr>
-        <w:lastRenderedPageBreak/>
-        <w:t>Proxy – Access Control</w:t>
-      </w:r>
-      <w:bookmarkEnd w:id="2"/>
-    </w:p>
-    <w:p>
-      <w:pPr>
-        <w:pStyle w:val="ListParagraph"/>
-        <w:numPr>
-          <w:ilvl w:val="0"/>
-          <w:numId w:val="17"/>
-        </w:numPr>
-        <w:rPr>
-          <w:lang w:val="en-ZA"/>
-        </w:rPr>
-      </w:pPr>
-      <w:r>
-        <w:rPr>
-          <w:lang w:val="en-ZA"/>
-        </w:rPr>
-        <w:t xml:space="preserve">Only some participants may see or perform certain operations on work, for example only one role may cancel a work item. This check must happen before the operation reaches the work item, but it should not be written inside </w:t>
-      </w:r>
-      <w:proofErr w:type="spellStart"/>
-      <w:r>
-        <w:rPr>
-          <w:lang w:val="en-ZA"/>
-        </w:rPr>
-        <w:t>WorkItem</w:t>
-      </w:r>
-      <w:proofErr w:type="spellEnd"/>
-      <w:r>
-        <w:rPr>
-          <w:lang w:val="en-ZA"/>
-        </w:rPr>
-        <w:t xml:space="preserve"> or repeated in every part of the engine that touches one. Who is allowed to do what also differs for every organisation.</w:t>
-      </w:r>
-    </w:p>
-    <w:p>
-      <w:pPr>
-        <w:pStyle w:val="Heading2"/>
-        <w:rPr>
-          <w:lang w:val="en-ZA"/>
-        </w:rPr>
-      </w:pPr>
-      <w:bookmarkStart w:id="3" w:name="participants-1"/>
-      <w:r>
-        <w:rPr>
-          <w:lang w:val="en-ZA"/>
-        </w:rPr>
-        <w:t>Participants:</w:t>
-      </w:r>
-      <w:bookmarkEnd w:id="3"/>
-    </w:p>
-    <w:p>
-      <w:pPr>
-        <w:numPr>
-          <w:ilvl w:val="0"/>
-          <w:numId w:val="12"/>
-        </w:numPr>
-        <w:rPr>
-          <w:lang w:val="en-ZA"/>
-        </w:rPr>
-      </w:pPr>
-      <w:r>
-        <w:rPr>
-          <w:lang w:val="en-ZA"/>
-        </w:rPr>
-        <w:t xml:space="preserve">Subject: </w:t>
-      </w:r>
-      <w:proofErr w:type="spellStart"/>
-      <w:r>
-        <w:rPr>
-          <w:lang w:val="en-ZA"/>
-        </w:rPr>
-        <w:t>WorkFlowComponent</w:t>
-      </w:r>
-      <w:proofErr w:type="spellEnd"/>
-      <w:r>
-        <w:rPr>
-          <w:lang w:val="en-ZA"/>
-        </w:rPr>
-        <w:t xml:space="preserve"> – the interface the engine already uses for work.</w:t>
-      </w:r>
-    </w:p>
-    <w:p>
-      <w:pPr>
-        <w:numPr>
-          <w:ilvl w:val="0"/>
-          <w:numId w:val="12"/>
-        </w:numPr>
-        <w:rPr>
-          <w:lang w:val="en-ZA"/>
-        </w:rPr>
-      </w:pPr>
-      <w:proofErr w:type="spellStart"/>
-      <w:r>
-        <w:rPr>
-          <w:lang w:val="en-ZA"/>
-        </w:rPr>
-        <w:t>RealSubject</w:t>
-      </w:r>
-      <w:proofErr w:type="spellEnd"/>
-      <w:r>
-        <w:rPr>
-          <w:lang w:val="en-ZA"/>
-        </w:rPr>
-        <w:t xml:space="preserve">: </w:t>
-      </w:r>
-      <w:proofErr w:type="spellStart"/>
-      <w:r>
-        <w:rPr>
-          <w:lang w:val="en-ZA"/>
-        </w:rPr>
-        <w:t>WorkItem</w:t>
-      </w:r>
-      <w:proofErr w:type="spellEnd"/>
-      <w:r>
-        <w:rPr>
-          <w:lang w:val="en-ZA"/>
-        </w:rPr>
-        <w:t>, Stage</w:t>
-      </w:r>
-    </w:p>
-    <w:p>
-      <w:pPr>
-        <w:numPr>
-          <w:ilvl w:val="0"/>
-          <w:numId w:val="12"/>
-        </w:numPr>
-        <w:rPr>
-          <w:lang w:val="en-ZA"/>
-        </w:rPr>
-      </w:pPr>
-      <w:r>
-        <w:rPr>
-          <w:lang w:val="en-ZA"/>
-        </w:rPr>
-        <w:t xml:space="preserve">Proxy: </w:t>
-      </w:r>
-      <w:proofErr w:type="spellStart"/>
-      <w:r>
-        <w:rPr>
-          <w:lang w:val="en-ZA"/>
-        </w:rPr>
-        <w:t>AccessControlProxy</w:t>
-      </w:r>
-      <w:proofErr w:type="spellEnd"/>
-      <w:r>
-        <w:rPr>
-          <w:lang w:val="en-ZA"/>
-        </w:rPr>
-        <w:t xml:space="preserve"> – holds a </w:t>
-      </w:r>
-      <w:proofErr w:type="spellStart"/>
-      <w:r>
-        <w:rPr>
-          <w:lang w:val="en-ZA"/>
-        </w:rPr>
-        <w:t>WorkFlowComponent</w:t>
-      </w:r>
-      <w:proofErr w:type="spellEnd"/>
-      <w:r>
-        <w:rPr>
-          <w:lang w:val="en-ZA"/>
-        </w:rPr>
-        <w:t xml:space="preserve"> and an </w:t>
-      </w:r>
-      <w:proofErr w:type="spellStart"/>
-      <w:r>
-        <w:rPr>
-          <w:lang w:val="en-ZA"/>
-        </w:rPr>
-        <w:t>AccessPolicy</w:t>
-      </w:r>
-      <w:proofErr w:type="spellEnd"/>
-      <w:r>
-        <w:rPr>
-          <w:lang w:val="en-ZA"/>
-        </w:rPr>
-        <w:t>.</w:t>
-      </w:r>
-    </w:p>
-    <w:p>
-      <w:pPr>
-        <w:numPr>
-          <w:ilvl w:val="0"/>
-          <w:numId w:val="12"/>
-        </w:numPr>
-        <w:rPr>
-          <w:lang w:val="en-ZA"/>
-        </w:rPr>
-      </w:pPr>
-      <w:r>
-        <w:rPr>
-          <w:lang w:val="en-ZA"/>
-        </w:rPr>
-        <w:t>Client: Command objects (</w:t>
-      </w:r>
-      <w:proofErr w:type="spellStart"/>
-      <w:r>
-        <w:rPr>
-          <w:lang w:val="en-ZA"/>
-        </w:rPr>
-        <w:t>AssignCommand</w:t>
-      </w:r>
-      <w:proofErr w:type="spellEnd"/>
-      <w:r>
-        <w:rPr>
-          <w:lang w:val="en-ZA"/>
-        </w:rPr>
-        <w:t xml:space="preserve">, </w:t>
-      </w:r>
-      <w:proofErr w:type="spellStart"/>
-      <w:r>
-        <w:rPr>
-          <w:lang w:val="en-ZA"/>
-        </w:rPr>
-        <w:t>StartCommand</w:t>
-      </w:r>
-      <w:proofErr w:type="spellEnd"/>
-      <w:r>
-        <w:rPr>
-          <w:lang w:val="en-ZA"/>
-        </w:rPr>
-        <w:t xml:space="preserve">, </w:t>
-      </w:r>
-      <w:proofErr w:type="spellStart"/>
-      <w:r>
-        <w:rPr>
-          <w:lang w:val="en-ZA"/>
-        </w:rPr>
-        <w:t>CompleteCommand</w:t>
-      </w:r>
-      <w:proofErr w:type="spellEnd"/>
-      <w:r>
-        <w:rPr>
-          <w:lang w:val="en-ZA"/>
-        </w:rPr>
-        <w:t xml:space="preserve">, </w:t>
-      </w:r>
-      <w:proofErr w:type="spellStart"/>
-      <w:r>
-        <w:rPr>
-          <w:lang w:val="en-ZA"/>
-        </w:rPr>
-        <w:t>RejectCommand</w:t>
-      </w:r>
-      <w:proofErr w:type="spellEnd"/>
-      <w:r>
-        <w:rPr>
-          <w:lang w:val="en-ZA"/>
-        </w:rPr>
-        <w:t xml:space="preserve">, </w:t>
-      </w:r>
-      <w:proofErr w:type="spellStart"/>
-      <w:r>
-        <w:rPr>
-          <w:lang w:val="en-ZA"/>
-        </w:rPr>
-        <w:t>CancelCommand</w:t>
-      </w:r>
-      <w:proofErr w:type="spellEnd"/>
-      <w:r>
-        <w:rPr>
-          <w:lang w:val="en-ZA"/>
-        </w:rPr>
-        <w:t xml:space="preserve">) – call the work through </w:t>
-      </w:r>
-      <w:proofErr w:type="spellStart"/>
-      <w:r>
-        <w:rPr>
-          <w:lang w:val="en-ZA"/>
-        </w:rPr>
-        <w:t>WorkFlowComponent</w:t>
-      </w:r>
-      <w:proofErr w:type="spellEnd"/>
-      <w:r>
-        <w:rPr>
-          <w:lang w:val="en-ZA"/>
-        </w:rPr>
-        <w:t>.</w:t>
-      </w:r>
-    </w:p>
-    <w:p>
-      <w:pPr>
-        <w:rPr>
-          <w:lang w:val="en-ZA"/>
-        </w:rPr>
-      </w:pPr>
-      <w:proofErr w:type="spellStart"/>
-      <w:r>
-        <w:rPr>
-          <w:lang w:val="en-ZA"/>
-        </w:rPr>
-        <w:t>AccessPolicy</w:t>
-      </w:r>
-      <w:proofErr w:type="spellEnd"/>
-      <w:r>
-        <w:rPr>
-          <w:lang w:val="en-ZA"/>
-        </w:rPr>
-        <w:t xml:space="preserve"> (Interface) is a helper that answers whether a Participant, through its Roles, may perform a given operation. It is supplied by the </w:t>
-      </w:r>
-      <w:proofErr w:type="spellStart"/>
-      <w:r>
-        <w:rPr>
-          <w:lang w:val="en-ZA"/>
-        </w:rPr>
-        <w:t>WorkflowDefinition</w:t>
-      </w:r>
-      <w:proofErr w:type="spellEnd"/>
-      <w:r>
-        <w:rPr>
-          <w:lang w:val="en-ZA"/>
-        </w:rPr>
-        <w:t>.</w:t>
-      </w:r>
-    </w:p>
-    <w:p>
-      <w:pPr>
-        <w:rPr>
-          <w:lang w:val="en-ZA"/>
-        </w:rPr>
-      </w:pPr>
-      <w:r>
-        <w:rPr>
-          <w:lang w:val="en-ZA"/>
-        </w:rPr>
-        <w:t xml:space="preserve">The client calls an operation on what it believes is a </w:t>
-      </w:r>
-      <w:proofErr w:type="spellStart"/>
-      <w:r>
-        <w:rPr>
-          <w:lang w:val="en-ZA"/>
-        </w:rPr>
-        <w:t>WorkFlowComponent</w:t>
-      </w:r>
-      <w:proofErr w:type="spellEnd"/>
-      <w:r>
-        <w:rPr>
-          <w:lang w:val="en-ZA"/>
-        </w:rPr>
-        <w:t xml:space="preserve">. The </w:t>
-      </w:r>
-      <w:proofErr w:type="spellStart"/>
-      <w:r>
-        <w:rPr>
-          <w:lang w:val="en-ZA"/>
-        </w:rPr>
-        <w:t>AccessControlProxy</w:t>
-      </w:r>
-      <w:proofErr w:type="spellEnd"/>
-      <w:r>
-        <w:rPr>
-          <w:lang w:val="en-ZA"/>
-        </w:rPr>
-        <w:t xml:space="preserve"> asks its </w:t>
-      </w:r>
-      <w:proofErr w:type="spellStart"/>
-      <w:r>
-        <w:rPr>
-          <w:lang w:val="en-ZA"/>
-        </w:rPr>
-        <w:t>AccessPolicy</w:t>
-      </w:r>
-      <w:proofErr w:type="spellEnd"/>
-      <w:r>
-        <w:rPr>
-          <w:lang w:val="en-ZA"/>
-        </w:rPr>
-        <w:t xml:space="preserve"> whether the requesting Participant is allowed to perform that operation. If yes, the proxy forwards the call to the real </w:t>
-      </w:r>
-      <w:proofErr w:type="spellStart"/>
-      <w:r>
-        <w:rPr>
-          <w:lang w:val="en-ZA"/>
-        </w:rPr>
-        <w:t>WorkItem</w:t>
-      </w:r>
-      <w:proofErr w:type="spellEnd"/>
-      <w:r>
-        <w:rPr>
-          <w:lang w:val="en-ZA"/>
-        </w:rPr>
-        <w:t xml:space="preserve"> or Stage and returns the result. If no, the call is refused and the real object is never reached. The client cannot tell whether it holds a proxy or the real object.</w:t>
-      </w:r>
-    </w:p>
-    <w:p>
-      <w:pPr>
-        <w:rPr>
-          <w:lang w:val="en-ZA"/>
-        </w:rPr>
-      </w:pPr>
-      <w:r>
-        <w:rPr>
-          <w:rStyle w:val="Heading2Char"/>
-          <w:lang w:val="en-ZA"/>
-        </w:rPr>
-        <w:t>What varies</w:t>
-      </w:r>
-      <w:r>
-        <w:rPr>
-          <w:lang w:val="en-ZA"/>
-        </w:rPr>
-        <w:t xml:space="preserve"> </w:t>
-      </w:r>
-    </w:p>
-    <w:p>
-      <w:pPr>
-        <w:pStyle w:val="ListParagraph"/>
-        <w:numPr>
-          <w:ilvl w:val="0"/>
-          <w:numId w:val="17"/>
-        </w:numPr>
-        <w:rPr>
-          <w:lang w:val="en-ZA"/>
-        </w:rPr>
-      </w:pPr>
-      <w:r>
-        <w:rPr>
-          <w:lang w:val="en-ZA"/>
-        </w:rPr>
-        <w:t>is the access policy: which roles may perform which operations, supplied per organisation. The work classes, the commands and the proxy itself do not change. Protected and unprotected work can be mixed in the same workflow.</w:t>
-      </w:r>
-    </w:p>
-    <w:p>
-      <w:pPr>
-        <w:rPr>
-          <w:lang w:val="en-ZA"/>
-        </w:rPr>
-      </w:pPr>
-      <w:r>
-        <w:rPr>
-          <w:rStyle w:val="Heading2Char"/>
-          <w:lang w:val="en-ZA"/>
-        </w:rPr>
-        <w:t xml:space="preserve">Why </w:t>
-      </w:r>
-      <w:r>
-        <w:rPr>
-          <w:rStyle w:val="Heading2Char"/>
-          <w:lang w:val="en-ZA"/>
-        </w:rPr>
-        <w:t>Proxy fits</w:t>
-      </w:r>
-      <w:r>
-        <w:rPr>
-          <w:lang w:val="en-ZA"/>
-        </w:rPr>
-        <w:t xml:space="preserve"> </w:t>
-      </w:r>
-    </w:p>
-    <w:p>
-      <w:pPr>
-        <w:pStyle w:val="ListParagraph"/>
-        <w:numPr>
-          <w:ilvl w:val="0"/>
-          <w:numId w:val="17"/>
-        </w:numPr>
-        <w:rPr>
-          <w:lang w:val="en-ZA"/>
-        </w:rPr>
-      </w:pPr>
-      <w:r>
-        <w:rPr>
-          <w:lang w:val="en-ZA"/>
-        </w:rPr>
-        <w:t>because the problem is controlling access to an object without changing the object or its clients, which is a protection proxy. It differs from our Decorator: a decorator always passes the call on and adds behaviour around it, while the proxy decides whether the call happens at all.</w:t>
-      </w:r>
-    </w:p>
-    <w:p/>
-    <w:p>
-      <w:pPr>
-        <w:rPr>
-          <w:u w:val="single"/>
           <w:lang w:val="en-US"/>
         </w:rPr>
       </w:pPr>
-    </w:p>
-    <w:p>
-      <w:pPr>
-        <w:rPr>
-          <w:u w:val="single"/>
+      <w:r>
+        <w:rPr>
           <w:lang w:val="en-US"/>
         </w:rPr>
-      </w:pPr>
-    </w:p>
-    <w:p>
-      <w:pPr>
-        <w:pStyle w:val="Heading1"/>
-        <w:rPr>
-          <w:lang w:val="en-US"/>
-        </w:rPr>
-      </w:pPr>
-      <w:r>
-        <w:rPr>
-          <w:lang w:val="en-US"/>
-        </w:rPr>
-        <w:lastRenderedPageBreak/>
         <w:t>Facade</w:t>
       </w:r>
     </w:p>
@@ -3936,6 +4108,7 @@
           <w:rStyle w:val="Heading2Char"/>
           <w:lang w:val="en-ZA"/>
         </w:rPr>
+        <w:lastRenderedPageBreak/>
         <w:t>How it works</w:t>
       </w:r>
       <w:r>
@@ -4150,349 +4323,355 @@
         <w:rPr>
           <w:lang w:val="en-US"/>
         </w:rPr>
+        <w:t>Iterator</w:t>
+      </w:r>
+    </w:p>
+    <w:p>
+      <w:pPr>
+        <w:rPr>
+          <w:lang w:val="en-US"/>
+        </w:rPr>
+      </w:pPr>
+      <w:r>
+        <w:rPr>
+          <w:lang w:val="en-US"/>
+        </w:rPr>
+        <w:t>Provides a way to access the element of a workflow tree sequentially without exposing its internal structure.</w:t>
+      </w:r>
+    </w:p>
+    <w:p>
+      <w:pPr>
+        <w:pStyle w:val="Heading2"/>
+        <w:rPr>
+          <w:lang w:val="en-US"/>
+        </w:rPr>
+      </w:pPr>
+      <w:r>
+        <w:rPr>
+          <w:lang w:val="en-US"/>
+        </w:rPr>
+        <w:t>Participants:</w:t>
+      </w:r>
+    </w:p>
+    <w:p>
+      <w:pPr>
+        <w:numPr>
+          <w:ilvl w:val="0"/>
+          <w:numId w:val="13"/>
+        </w:numPr>
+        <w:rPr>
+          <w:lang w:val="en-US"/>
+        </w:rPr>
+      </w:pPr>
+      <w:r>
+        <w:rPr>
+          <w:lang w:val="en-US"/>
+        </w:rPr>
+        <w:t xml:space="preserve">Iterator (WorkflowIterator) - </w:t>
+      </w:r>
+      <w:r>
+        <w:rPr>
+          <w:lang w:val="en-ZA"/>
+        </w:rPr>
+        <w:t xml:space="preserve">Defines standard traversal methods like </w:t>
+      </w:r>
+      <w:proofErr w:type="gramStart"/>
+      <w:r>
+        <w:rPr>
+          <w:lang w:val="en-ZA"/>
+        </w:rPr>
+        <w:t>first(</w:t>
+      </w:r>
+      <w:proofErr w:type="gramEnd"/>
+      <w:r>
+        <w:rPr>
+          <w:lang w:val="en-ZA"/>
+        </w:rPr>
+        <w:t xml:space="preserve">), </w:t>
+      </w:r>
+      <w:proofErr w:type="gramStart"/>
+      <w:r>
+        <w:rPr>
+          <w:lang w:val="en-ZA"/>
+        </w:rPr>
+        <w:t>next(</w:t>
+      </w:r>
+      <w:proofErr w:type="gramEnd"/>
+      <w:r>
+        <w:rPr>
+          <w:lang w:val="en-ZA"/>
+        </w:rPr>
+        <w:t xml:space="preserve">), </w:t>
+      </w:r>
+      <w:proofErr w:type="spellStart"/>
+      <w:proofErr w:type="gramStart"/>
+      <w:r>
+        <w:rPr>
+          <w:lang w:val="en-ZA"/>
+        </w:rPr>
+        <w:t>isDone</w:t>
+      </w:r>
+      <w:proofErr w:type="spellEnd"/>
+      <w:r>
+        <w:rPr>
+          <w:lang w:val="en-ZA"/>
+        </w:rPr>
+        <w:t>(</w:t>
+      </w:r>
+      <w:proofErr w:type="gramEnd"/>
+      <w:r>
+        <w:rPr>
+          <w:lang w:val="en-ZA"/>
+        </w:rPr>
+        <w:t xml:space="preserve">), and </w:t>
+      </w:r>
+      <w:proofErr w:type="spellStart"/>
+      <w:proofErr w:type="gramStart"/>
+      <w:r>
+        <w:rPr>
+          <w:lang w:val="en-ZA"/>
+        </w:rPr>
+        <w:t>currentItem</w:t>
+      </w:r>
+      <w:proofErr w:type="spellEnd"/>
+      <w:r>
+        <w:rPr>
+          <w:lang w:val="en-ZA"/>
+        </w:rPr>
+        <w:t>(</w:t>
+      </w:r>
+      <w:proofErr w:type="gramEnd"/>
+      <w:r>
+        <w:rPr>
+          <w:lang w:val="en-ZA"/>
+        </w:rPr>
+        <w:t>).</w:t>
+      </w:r>
+    </w:p>
+    <w:p>
+      <w:pPr>
+        <w:numPr>
+          <w:ilvl w:val="0"/>
+          <w:numId w:val="13"/>
+        </w:numPr>
+        <w:rPr>
+          <w:lang w:val="en-US"/>
+        </w:rPr>
+      </w:pPr>
+      <w:proofErr w:type="spellStart"/>
+      <w:r>
+        <w:rPr>
+          <w:lang w:val="en-ZA"/>
+        </w:rPr>
+        <w:t>ConcreteIterator</w:t>
+      </w:r>
+      <w:proofErr w:type="spellEnd"/>
+      <w:r>
+        <w:rPr>
+          <w:lang w:val="en-ZA"/>
+        </w:rPr>
+        <w:t xml:space="preserve"> (</w:t>
+      </w:r>
+      <w:proofErr w:type="spellStart"/>
+      <w:r>
+        <w:rPr>
+          <w:lang w:val="en-ZA"/>
+        </w:rPr>
+        <w:t>AvailableWorkIterator</w:t>
+      </w:r>
+      <w:proofErr w:type="spellEnd"/>
+      <w:r>
+        <w:rPr>
+          <w:lang w:val="en-ZA"/>
+        </w:rPr>
+        <w:t xml:space="preserve"> / </w:t>
+      </w:r>
+      <w:proofErr w:type="spellStart"/>
+      <w:r>
+        <w:rPr>
+          <w:lang w:val="en-ZA"/>
+        </w:rPr>
+        <w:t>HistoryIterator</w:t>
+      </w:r>
+      <w:proofErr w:type="spellEnd"/>
+      <w:r>
+        <w:rPr>
+          <w:lang w:val="en-ZA"/>
+        </w:rPr>
+        <w:t>) – Implements the traversal logic.</w:t>
+      </w:r>
+    </w:p>
+    <w:p>
+      <w:pPr>
+        <w:numPr>
+          <w:ilvl w:val="0"/>
+          <w:numId w:val="13"/>
+        </w:numPr>
+        <w:rPr>
+          <w:lang w:val="en-US"/>
+        </w:rPr>
+      </w:pPr>
+      <w:r>
+        <w:rPr>
+          <w:lang w:val="en-ZA"/>
+        </w:rPr>
+        <w:t>Aggregate (</w:t>
+      </w:r>
+      <w:proofErr w:type="spellStart"/>
+      <w:r>
+        <w:rPr>
+          <w:lang w:val="en-ZA"/>
+        </w:rPr>
+        <w:t>WorkFlowComponent</w:t>
+      </w:r>
+      <w:proofErr w:type="spellEnd"/>
+      <w:r>
+        <w:rPr>
+          <w:lang w:val="en-ZA"/>
+        </w:rPr>
+        <w:t>) – defines the method for creating the iterator</w:t>
+      </w:r>
+    </w:p>
+    <w:p>
+      <w:pPr>
+        <w:numPr>
+          <w:ilvl w:val="0"/>
+          <w:numId w:val="13"/>
+        </w:numPr>
+        <w:rPr>
+          <w:lang w:val="en-US"/>
+        </w:rPr>
+      </w:pPr>
+      <w:proofErr w:type="spellStart"/>
+      <w:r>
+        <w:rPr>
+          <w:lang w:val="en-ZA"/>
+        </w:rPr>
+        <w:t>ConcreteAggregate</w:t>
+      </w:r>
+      <w:proofErr w:type="spellEnd"/>
+      <w:r>
+        <w:rPr>
+          <w:lang w:val="en-ZA"/>
+        </w:rPr>
+        <w:t xml:space="preserve"> (State / </w:t>
+      </w:r>
+      <w:proofErr w:type="spellStart"/>
+      <w:r>
+        <w:rPr>
+          <w:lang w:val="en-ZA"/>
+        </w:rPr>
+        <w:t>WorkFlowInstance</w:t>
+      </w:r>
+      <w:proofErr w:type="spellEnd"/>
+      <w:r>
+        <w:rPr>
+          <w:lang w:val="en-ZA"/>
+        </w:rPr>
+        <w:t xml:space="preserve">) – returns a specific </w:t>
+      </w:r>
+      <w:proofErr w:type="spellStart"/>
+      <w:r>
+        <w:rPr>
+          <w:lang w:val="en-ZA"/>
+        </w:rPr>
+        <w:t>ConcreteIterator</w:t>
+      </w:r>
+      <w:proofErr w:type="spellEnd"/>
+    </w:p>
+    <w:p>
+      <w:pPr>
+        <w:pStyle w:val="Heading2"/>
+        <w:rPr>
+          <w:lang w:val="en-US"/>
+        </w:rPr>
+      </w:pPr>
+      <w:r>
+        <w:rPr>
+          <w:lang w:val="en-US"/>
+        </w:rPr>
+        <w:t>How it works</w:t>
+      </w:r>
+    </w:p>
+    <w:p>
+      <w:pPr>
+        <w:pStyle w:val="ListParagraph"/>
+        <w:numPr>
+          <w:ilvl w:val="0"/>
+          <w:numId w:val="19"/>
+        </w:numPr>
+        <w:rPr>
+          <w:lang w:val="en-US"/>
+        </w:rPr>
+      </w:pPr>
+      <w:r>
+        <w:rPr>
+          <w:lang w:val="en-ZA"/>
+        </w:rPr>
+        <w:t xml:space="preserve">Instead of the </w:t>
+      </w:r>
+      <w:proofErr w:type="spellStart"/>
+      <w:r>
+        <w:rPr>
+          <w:lang w:val="en-ZA"/>
+        </w:rPr>
+        <w:t>WorkflowInstance</w:t>
+      </w:r>
+      <w:proofErr w:type="spellEnd"/>
+      <w:r>
+        <w:rPr>
+          <w:lang w:val="en-ZA"/>
+        </w:rPr>
+        <w:t xml:space="preserve"> writing a giant loop to check every nested stage for available tasks, it just asks the root Stage for an </w:t>
+      </w:r>
+      <w:proofErr w:type="spellStart"/>
+      <w:r>
+        <w:rPr>
+          <w:lang w:val="en-ZA"/>
+        </w:rPr>
+        <w:t>AvailableWorkIterator</w:t>
+      </w:r>
+      <w:proofErr w:type="spellEnd"/>
+      <w:r>
+        <w:rPr>
+          <w:lang w:val="en-ZA"/>
+        </w:rPr>
+        <w:t xml:space="preserve">. The engine can step through </w:t>
+      </w:r>
+      <w:proofErr w:type="spellStart"/>
+      <w:r>
+        <w:rPr>
+          <w:lang w:val="en-ZA"/>
+        </w:rPr>
+        <w:t>iterator.next</w:t>
+      </w:r>
+      <w:proofErr w:type="spellEnd"/>
+      <w:r>
+        <w:rPr>
+          <w:lang w:val="en-ZA"/>
+        </w:rPr>
+        <w:t xml:space="preserve">() to assign tasks via the </w:t>
+      </w:r>
+      <w:proofErr w:type="spellStart"/>
+      <w:r>
+        <w:rPr>
+          <w:lang w:val="en-ZA"/>
+        </w:rPr>
+        <w:t>AssignmentRule</w:t>
+      </w:r>
+      <w:proofErr w:type="spellEnd"/>
+      <w:r>
+        <w:rPr>
+          <w:lang w:val="en-ZA"/>
+        </w:rPr>
+        <w:t xml:space="preserve"> </w:t>
+      </w:r>
+      <w:r>
+        <w:rPr>
+          <w:lang w:val="en-ZA"/>
+        </w:rPr>
         <w:lastRenderedPageBreak/>
-        <w:t>Iterator</w:t>
-      </w:r>
-    </w:p>
-    <w:p>
-      <w:pPr>
-        <w:rPr>
-          <w:lang w:val="en-US"/>
-        </w:rPr>
-      </w:pPr>
-      <w:r>
-        <w:rPr>
-          <w:lang w:val="en-US"/>
-        </w:rPr>
-        <w:t>Provides a way to access the element of a workflow tree sequentially without exposing its internal structure.</w:t>
-      </w:r>
-    </w:p>
-    <w:p>
-      <w:pPr>
-        <w:pStyle w:val="Heading2"/>
-        <w:rPr>
-          <w:lang w:val="en-US"/>
-        </w:rPr>
-      </w:pPr>
-      <w:r>
-        <w:rPr>
-          <w:lang w:val="en-US"/>
-        </w:rPr>
-        <w:t>Participants:</w:t>
-      </w:r>
-    </w:p>
-    <w:p>
-      <w:pPr>
-        <w:numPr>
-          <w:ilvl w:val="0"/>
-          <w:numId w:val="13"/>
-        </w:numPr>
-        <w:rPr>
-          <w:lang w:val="en-US"/>
-        </w:rPr>
-      </w:pPr>
-      <w:r>
-        <w:rPr>
-          <w:lang w:val="en-US"/>
-        </w:rPr>
-        <w:t xml:space="preserve">Iterator (WorkflowIterator) - </w:t>
-      </w:r>
-      <w:r>
-        <w:rPr>
-          <w:lang w:val="en-ZA"/>
-        </w:rPr>
-        <w:t xml:space="preserve">Defines standard traversal methods like </w:t>
-      </w:r>
-      <w:proofErr w:type="gramStart"/>
-      <w:r>
-        <w:rPr>
-          <w:lang w:val="en-ZA"/>
-        </w:rPr>
-        <w:t>first(</w:t>
-      </w:r>
-      <w:proofErr w:type="gramEnd"/>
-      <w:r>
-        <w:rPr>
-          <w:lang w:val="en-ZA"/>
-        </w:rPr>
-        <w:t xml:space="preserve">), </w:t>
-      </w:r>
-      <w:proofErr w:type="gramStart"/>
-      <w:r>
-        <w:rPr>
-          <w:lang w:val="en-ZA"/>
-        </w:rPr>
-        <w:t>next(</w:t>
-      </w:r>
-      <w:proofErr w:type="gramEnd"/>
-      <w:r>
-        <w:rPr>
-          <w:lang w:val="en-ZA"/>
-        </w:rPr>
-        <w:t xml:space="preserve">), </w:t>
-      </w:r>
-      <w:proofErr w:type="spellStart"/>
-      <w:proofErr w:type="gramStart"/>
-      <w:r>
-        <w:rPr>
-          <w:lang w:val="en-ZA"/>
-        </w:rPr>
-        <w:t>isDone</w:t>
-      </w:r>
-      <w:proofErr w:type="spellEnd"/>
-      <w:r>
-        <w:rPr>
-          <w:lang w:val="en-ZA"/>
-        </w:rPr>
-        <w:t>(</w:t>
-      </w:r>
-      <w:proofErr w:type="gramEnd"/>
-      <w:r>
-        <w:rPr>
-          <w:lang w:val="en-ZA"/>
-        </w:rPr>
-        <w:t xml:space="preserve">), and </w:t>
-      </w:r>
-      <w:proofErr w:type="spellStart"/>
-      <w:proofErr w:type="gramStart"/>
-      <w:r>
-        <w:rPr>
-          <w:lang w:val="en-ZA"/>
-        </w:rPr>
-        <w:t>currentItem</w:t>
-      </w:r>
-      <w:proofErr w:type="spellEnd"/>
-      <w:r>
-        <w:rPr>
-          <w:lang w:val="en-ZA"/>
-        </w:rPr>
-        <w:t>(</w:t>
-      </w:r>
-      <w:proofErr w:type="gramEnd"/>
-      <w:r>
-        <w:rPr>
-          <w:lang w:val="en-ZA"/>
-        </w:rPr>
-        <w:t>).</w:t>
-      </w:r>
-    </w:p>
-    <w:p>
-      <w:pPr>
-        <w:numPr>
-          <w:ilvl w:val="0"/>
-          <w:numId w:val="13"/>
-        </w:numPr>
-        <w:rPr>
-          <w:lang w:val="en-US"/>
-        </w:rPr>
-      </w:pPr>
-      <w:proofErr w:type="spellStart"/>
-      <w:r>
-        <w:rPr>
-          <w:lang w:val="en-ZA"/>
-        </w:rPr>
-        <w:t>ConcreteIterator</w:t>
-      </w:r>
-      <w:proofErr w:type="spellEnd"/>
-      <w:r>
-        <w:rPr>
-          <w:lang w:val="en-ZA"/>
-        </w:rPr>
-        <w:t xml:space="preserve"> (</w:t>
-      </w:r>
-      <w:proofErr w:type="spellStart"/>
-      <w:r>
-        <w:rPr>
-          <w:lang w:val="en-ZA"/>
-        </w:rPr>
-        <w:t>AvailableWorkIterator</w:t>
-      </w:r>
-      <w:proofErr w:type="spellEnd"/>
-      <w:r>
-        <w:rPr>
-          <w:lang w:val="en-ZA"/>
-        </w:rPr>
-        <w:t xml:space="preserve"> / </w:t>
-      </w:r>
-      <w:proofErr w:type="spellStart"/>
-      <w:r>
-        <w:rPr>
-          <w:lang w:val="en-ZA"/>
-        </w:rPr>
-        <w:t>HistoryIterator</w:t>
-      </w:r>
-      <w:proofErr w:type="spellEnd"/>
-      <w:r>
-        <w:rPr>
-          <w:lang w:val="en-ZA"/>
-        </w:rPr>
-        <w:t>) – Implements the traversal logic.</w:t>
-      </w:r>
-    </w:p>
-    <w:p>
-      <w:pPr>
-        <w:numPr>
-          <w:ilvl w:val="0"/>
-          <w:numId w:val="13"/>
-        </w:numPr>
-        <w:rPr>
-          <w:lang w:val="en-US"/>
-        </w:rPr>
-      </w:pPr>
-      <w:r>
-        <w:rPr>
-          <w:lang w:val="en-ZA"/>
-        </w:rPr>
-        <w:t>Aggregate (</w:t>
-      </w:r>
-      <w:proofErr w:type="spellStart"/>
-      <w:r>
-        <w:rPr>
-          <w:lang w:val="en-ZA"/>
-        </w:rPr>
-        <w:t>WorkFlowComponent</w:t>
-      </w:r>
-      <w:proofErr w:type="spellEnd"/>
-      <w:r>
-        <w:rPr>
-          <w:lang w:val="en-ZA"/>
-        </w:rPr>
-        <w:t>) – defines the method for creating the iterator</w:t>
-      </w:r>
-    </w:p>
-    <w:p>
-      <w:pPr>
-        <w:numPr>
-          <w:ilvl w:val="0"/>
-          <w:numId w:val="13"/>
-        </w:numPr>
-        <w:rPr>
-          <w:lang w:val="en-US"/>
-        </w:rPr>
-      </w:pPr>
-      <w:proofErr w:type="spellStart"/>
-      <w:r>
-        <w:rPr>
-          <w:lang w:val="en-ZA"/>
-        </w:rPr>
-        <w:t>ConcreteAggregate</w:t>
-      </w:r>
-      <w:proofErr w:type="spellEnd"/>
-      <w:r>
-        <w:rPr>
-          <w:lang w:val="en-ZA"/>
-        </w:rPr>
-        <w:t xml:space="preserve"> (State / </w:t>
-      </w:r>
-      <w:proofErr w:type="spellStart"/>
-      <w:r>
-        <w:rPr>
-          <w:lang w:val="en-ZA"/>
-        </w:rPr>
-        <w:t>WorkFlowInstance</w:t>
-      </w:r>
-      <w:proofErr w:type="spellEnd"/>
-      <w:r>
-        <w:rPr>
-          <w:lang w:val="en-ZA"/>
-        </w:rPr>
-        <w:t xml:space="preserve">) – returns a specific </w:t>
-      </w:r>
-      <w:proofErr w:type="spellStart"/>
-      <w:r>
-        <w:rPr>
-          <w:lang w:val="en-ZA"/>
-        </w:rPr>
-        <w:t>ConcreteIterator</w:t>
-      </w:r>
-      <w:proofErr w:type="spellEnd"/>
-    </w:p>
-    <w:p>
-      <w:pPr>
-        <w:pStyle w:val="Heading2"/>
-        <w:rPr>
-          <w:lang w:val="en-US"/>
-        </w:rPr>
-      </w:pPr>
-      <w:r>
-        <w:rPr>
-          <w:lang w:val="en-US"/>
-        </w:rPr>
-        <w:t>How it works</w:t>
-      </w:r>
-    </w:p>
-    <w:p>
-      <w:pPr>
-        <w:pStyle w:val="ListParagraph"/>
-        <w:numPr>
-          <w:ilvl w:val="0"/>
-          <w:numId w:val="19"/>
-        </w:numPr>
-        <w:rPr>
-          <w:lang w:val="en-US"/>
-        </w:rPr>
-      </w:pPr>
-      <w:r>
-        <w:rPr>
-          <w:lang w:val="en-ZA"/>
-        </w:rPr>
-        <w:t xml:space="preserve">Instead of the </w:t>
-      </w:r>
-      <w:proofErr w:type="spellStart"/>
-      <w:r>
-        <w:rPr>
-          <w:lang w:val="en-ZA"/>
-        </w:rPr>
-        <w:t>WorkflowInstance</w:t>
-      </w:r>
-      <w:proofErr w:type="spellEnd"/>
-      <w:r>
-        <w:rPr>
-          <w:lang w:val="en-ZA"/>
-        </w:rPr>
-        <w:t xml:space="preserve"> writing a giant loop to check every nested stage for available tasks, it just asks the root Stage for an </w:t>
-      </w:r>
-      <w:proofErr w:type="spellStart"/>
-      <w:r>
-        <w:rPr>
-          <w:lang w:val="en-ZA"/>
-        </w:rPr>
-        <w:t>AvailableWorkIterator</w:t>
-      </w:r>
-      <w:proofErr w:type="spellEnd"/>
-      <w:r>
-        <w:rPr>
-          <w:lang w:val="en-ZA"/>
-        </w:rPr>
-        <w:t xml:space="preserve">. The engine can step through </w:t>
-      </w:r>
-      <w:proofErr w:type="spellStart"/>
-      <w:r>
-        <w:rPr>
-          <w:lang w:val="en-ZA"/>
-        </w:rPr>
-        <w:t>iterator.next</w:t>
-      </w:r>
-      <w:proofErr w:type="spellEnd"/>
-      <w:r>
-        <w:rPr>
-          <w:lang w:val="en-ZA"/>
-        </w:rPr>
-        <w:t xml:space="preserve">() to assign tasks via the </w:t>
-      </w:r>
-      <w:proofErr w:type="spellStart"/>
-      <w:r>
-        <w:rPr>
-          <w:lang w:val="en-ZA"/>
-        </w:rPr>
-        <w:t>AssignmentRule</w:t>
-      </w:r>
-      <w:proofErr w:type="spellEnd"/>
-      <w:r>
-        <w:rPr>
-          <w:lang w:val="en-ZA"/>
-        </w:rPr>
-        <w:t xml:space="preserve"> Strategy, completely ignorant of how deeply nested the workflow structure </w:t>
+        <w:t xml:space="preserve">Strategy, completely ignorant of how deeply nested the workflow structure </w:t>
       </w:r>
       <w:proofErr w:type="gramStart"/>
       <w:r>
@@ -5803,7 +5982,7 @@
   <w:abstractNum w:abstractNumId="10" w15:restartNumberingAfterBreak="0">
     <w:nsid w:val="4C854AAC"/>
     <w:multiLevelType w:val="hybridMultilevel"/>
-    <w:tmpl w:val="6B24BB04"/>
+    <w:tmpl w:val="5218B978"/>
     <w:lvl w:ilvl="0" w:tplc="08090001">
       <w:start w:val="1"/>
       <w:numFmt w:val="bullet"/>
@@ -7514,7 +7693,6 @@
   <w:style w:type="character" w:default="1" w:styleId="DefaultParagraphFont">
     <w:name w:val="Default Paragraph Font"/>
     <w:uiPriority w:val="1"/>
-    <w:semiHidden/>
     <w:unhideWhenUsed/>
   </w:style>
   <w:style w:type="table" w:default="1" w:styleId="TableNormal">
